--- a/apps/api/templates/קרינה-הצעת-מחיר-לחומרי-מיגון-קרינה-אלקטרומגנטית.docx
+++ b/apps/api/templates/קרינה-הצעת-מחיר-לחומרי-מיגון-קרינה-אלקטרומגנטית.docx
@@ -3765,36 +3765,7 @@
     </w:p>
     <w:p>
       <w:pPr>
-        <w:jc w:val="center"/>
-        <w:rPr>
-          <w:rFonts w:cs="David"/>
-          <w:sz w:val="28"/>
-          <w:szCs w:val="28"/>
-          <w:rtl/>
-        </w:rPr>
-      </w:pPr>
-      <w:r>
-        <w:rPr>
-          <w:rFonts w:cs="David" w:hint="cs"/>
-          <w:sz w:val="28"/>
-          <w:szCs w:val="28"/>
-          <w:rtl/>
-        </w:rPr>
-        <w:t>הנני מאשר את הצעה על כל סעיפיה</w:t>
-      </w:r>
-      <w:r>
-        <w:rPr>
-          <w:rFonts w:cs="David" w:hint="cs"/>
-          <w:sz w:val="28"/>
-          <w:szCs w:val="28"/>
-          <w:rtl/>
-        </w:rPr>
-        <w:t>.</w:t>
-      </w:r>
-    </w:p>
-    <w:p>
-      <w:pPr>
-        <w:ind w:left="360"/>
+        <w:ind w:left="720"/>
         <w:jc w:val="both"/>
         <w:rPr>
           <w:rFonts w:cs="David"/>
@@ -3805,181 +3776,6 @@
         </w:rPr>
       </w:pPr>
     </w:p>
-    <w:tbl>
-      <w:tblPr>
-        <w:bidiVisual/>
-        <w:tblW w:w="0" w:type="auto"/>
-        <w:tblInd w:w="360" w:type="dxa"/>
-        <w:tblBorders>
-          <w:top w:val="single" w:sz="4" w:space="0" w:color="auto"/>
-          <w:left w:val="single" w:sz="4" w:space="0" w:color="auto"/>
-          <w:bottom w:val="single" w:sz="4" w:space="0" w:color="auto"/>
-          <w:right w:val="single" w:sz="4" w:space="0" w:color="auto"/>
-          <w:insideH w:val="single" w:sz="4" w:space="0" w:color="auto"/>
-          <w:insideV w:val="single" w:sz="4" w:space="0" w:color="auto"/>
-        </w:tblBorders>
-        <w:tblLook w:val="04A0" w:firstRow="1" w:lastRow="0" w:firstColumn="1" w:lastColumn="0" w:noHBand="0" w:noVBand="1"/>
-      </w:tblPr>
-      <w:tblGrid>
-        <w:gridCol w:w="3441"/>
-        <w:gridCol w:w="3441"/>
-        <w:gridCol w:w="3440"/>
-      </w:tblGrid>
-      <w:tr>
-        <w:tc>
-          <w:tcPr>
-            <w:tcW w:w="3560" w:type="dxa"/>
-            <w:vAlign w:val="center"/>
-          </w:tcPr>
-          <w:p>
-            <w:pPr>
-              <w:jc w:val="center"/>
-              <w:rPr>
-                <w:rFonts w:cs="David"/>
-                <w:b/>
-                <w:bCs/>
-                <w:color w:val="002060"/>
-                <w:sz w:val="40"/>
-                <w:szCs w:val="40"/>
-                <w:rtl/>
-              </w:rPr>
-            </w:pPr>
-            <w:r>
-              <w:rPr>
-                <w:rFonts w:cs="David" w:hint="cs"/>
-                <w:b/>
-                <w:bCs/>
-                <w:color w:val="002060"/>
-                <w:sz w:val="40"/>
-                <w:szCs w:val="40"/>
-                <w:rtl/>
-              </w:rPr>
-              <w:t>שם מלא של מאשר ההצעה</w:t>
-            </w:r>
-          </w:p>
-        </w:tc>
-        <w:tc>
-          <w:tcPr>
-            <w:tcW w:w="3561" w:type="dxa"/>
-            <w:vAlign w:val="center"/>
-          </w:tcPr>
-          <w:p>
-            <w:pPr>
-              <w:jc w:val="center"/>
-              <w:rPr>
-                <w:rFonts w:cs="David"/>
-                <w:b/>
-                <w:bCs/>
-                <w:color w:val="002060"/>
-                <w:sz w:val="40"/>
-                <w:szCs w:val="40"/>
-                <w:rtl/>
-              </w:rPr>
-            </w:pPr>
-            <w:r>
-              <w:rPr>
-                <w:rFonts w:cs="David" w:hint="cs"/>
-                <w:b/>
-                <w:bCs/>
-                <w:color w:val="002060"/>
-                <w:sz w:val="40"/>
-                <w:szCs w:val="40"/>
-                <w:rtl/>
-              </w:rPr>
-              <w:t>חתימה</w:t>
-            </w:r>
-          </w:p>
-        </w:tc>
-        <w:tc>
-          <w:tcPr>
-            <w:tcW w:w="3561" w:type="dxa"/>
-            <w:vAlign w:val="center"/>
-          </w:tcPr>
-          <w:p>
-            <w:pPr>
-              <w:jc w:val="center"/>
-              <w:rPr>
-                <w:rFonts w:cs="David"/>
-                <w:b/>
-                <w:bCs/>
-                <w:color w:val="002060"/>
-                <w:sz w:val="40"/>
-                <w:szCs w:val="40"/>
-                <w:rtl/>
-              </w:rPr>
-            </w:pPr>
-            <w:r>
-              <w:rPr>
-                <w:rFonts w:cs="David" w:hint="cs"/>
-                <w:b/>
-                <w:bCs/>
-                <w:color w:val="002060"/>
-                <w:sz w:val="40"/>
-                <w:szCs w:val="40"/>
-                <w:rtl/>
-              </w:rPr>
-              <w:t>חותמת</w:t>
-            </w:r>
-          </w:p>
-        </w:tc>
-      </w:tr>
-      <w:tr>
-        <w:trPr>
-          <w:trHeight w:val="907"/>
-        </w:trPr>
-        <w:tc>
-          <w:tcPr>
-            <w:tcW w:w="3560" w:type="dxa"/>
-          </w:tcPr>
-          <w:p>
-            <w:pPr>
-              <w:jc w:val="both"/>
-              <w:rPr>
-                <w:rFonts w:cs="David"/>
-                <w:b/>
-                <w:bCs/>
-                <w:u w:val="single"/>
-                <w:rtl/>
-              </w:rPr>
-            </w:pPr>
-          </w:p>
-        </w:tc>
-        <w:tc>
-          <w:tcPr>
-            <w:tcW w:w="3561" w:type="dxa"/>
-          </w:tcPr>
-          <w:p>
-            <w:pPr>
-              <w:jc w:val="both"/>
-              <w:rPr>
-                <w:rFonts w:cs="David"/>
-                <w:b/>
-                <w:bCs/>
-                <w:u w:val="single"/>
-                <w:rtl/>
-              </w:rPr>
-            </w:pPr>
-          </w:p>
-        </w:tc>
-        <w:tc>
-          <w:tcPr>
-            <w:tcW w:w="3561" w:type="dxa"/>
-          </w:tcPr>
-          <w:p>
-            <w:pPr>
-              <w:jc w:val="both"/>
-              <w:rPr>
-                <w:rFonts w:cs="David"/>
-                <w:b/>
-                <w:bCs/>
-                <w:u w:val="single"/>
-                <w:rtl/>
-              </w:rPr>
-            </w:pPr>
-          </w:p>
-        </w:tc>
-      </w:tr>
-    </w:tbl>
     <w:p>
       <w:pPr>
         <w:ind w:left="720"/>
@@ -4164,19 +3960,6 @@
     </w:p>
     <w:p>
       <w:pPr>
-        <w:ind w:left="720"/>
-        <w:jc w:val="both"/>
-        <w:rPr>
-          <w:rFonts w:cs="David"/>
-          <w:b/>
-          <w:bCs/>
-          <w:u w:val="single"/>
-          <w:rtl/>
-        </w:rPr>
-      </w:pPr>
-    </w:p>
-    <w:p>
-      <w:pPr>
         <w:rPr>
           <w:rFonts w:cs="David"/>
           <w:b/>
@@ -4462,2096 +4245,15 @@
     </w:p>
     <w:p>
       <w:pPr>
-        <w:tabs>
-          <w:tab w:val="left" w:pos="984"/>
-          <w:tab w:val="center" w:pos="4819"/>
-        </w:tabs>
         <w:jc w:val="center"/>
-        <w:rPr>
-          <w:rFonts w:cs="David" w:hint="cs"/>
-          <w:b/>
-          <w:bCs/>
-          <w:sz w:val="28"/>
-          <w:szCs w:val="28"/>
-          <w:rtl/>
-        </w:rPr>
-      </w:pPr>
-    </w:p>
-    <w:p>
-      <w:pPr>
-        <w:jc w:val="center"/>
-        <w:rPr>
-          <w:rFonts w:cs="David" w:hint="cs"/>
-          <w:b/>
-          <w:bCs/>
-          <w:sz w:val="28"/>
-          <w:szCs w:val="28"/>
-          <w:rtl/>
-        </w:rPr>
       </w:pPr>
       <w:r>
         <w:rPr>
-          <w:rFonts w:hint="cs"/>
-          <w:rtl/>
-        </w:rPr>
-        <w:pict w14:anchorId="777A925F">
-          <v:shape id="_x0000_s2103" type="#_x0000_t202" style="position:absolute;left:0;text-align:left;margin-left:49.5pt;margin-top:120.3pt;width:141pt;height:40.5pt;z-index:251658752" strokeweight=".25pt">
-            <v:shadow type="perspective" color="#7f7f7f" opacity=".5" offset="1pt" offset2="-1pt"/>
-            <v:textbox>
-              <w:txbxContent>
-                <w:p>
-                  <w:r>
-                    <w:rPr>
-                      <w:rFonts w:hint="cs"/>
-                      <w:rtl/>
-                    </w:rPr>
-                    <w:t>מסמרות בדחיקה ישירה או בורג עם דיבל</w:t>
-                  </w:r>
-                </w:p>
-              </w:txbxContent>
-            </v:textbox>
-            <w10:wrap anchorx="page"/>
-          </v:shape>
-        </w:pict>
-      </w:r>
-      <w:r>
-        <w:rPr>
-          <w:rFonts w:hint="cs"/>
-          <w:rtl/>
-        </w:rPr>
-        <w:pict w14:anchorId="344E49B6">
-          <v:rect id="_x0000_s2102" style="position:absolute;left:0;text-align:left;margin-left:85.5pt;margin-top:142.05pt;width:96pt;height:21.75pt;z-index:251657728" stroked="f" strokeweight="3pt">
-            <v:shadow type="perspective" color="#7f7f7f" opacity=".5" offset="1pt" offset2="-1pt"/>
-            <w10:wrap anchorx="page"/>
-          </v:rect>
-        </w:pict>
-      </w:r>
-      <w:r>
-        <w:rPr>
-          <w:rFonts w:hint="cs"/>
-          <w:rtl/>
-        </w:rPr>
-        <w:pict w14:anchorId="3A6EA70E">
-          <v:rect id="_x0000_s2101" style="position:absolute;left:0;text-align:left;margin-left:87pt;margin-top:119.55pt;width:69.75pt;height:21pt;z-index:251656704" stroked="f" strokeweight="3pt">
-            <v:shadow type="perspective" color="#7f7f7f" opacity=".5" offset="1pt" offset2="-1pt"/>
-            <w10:wrap anchorx="page"/>
-          </v:rect>
-        </w:pict>
-      </w:r>
-      <w:r>
-        <w:rPr>
-          <w:rFonts w:cs="David"/>
-          <w:noProof/>
-          <w:sz w:val="28"/>
-          <w:szCs w:val="28"/>
-          <w:lang w:eastAsia="en-US"/>
-        </w:rPr>
-        <w:pict>
-          <v:shape id="_x0000_i1032" type="#_x0000_t75" style="width:434.5pt;height:172.8pt;visibility:visible" o:bordertopcolor="#00b050" o:borderleftcolor="#00b050" o:borderbottomcolor="#00b050" o:borderrightcolor="#00b050">
-            <v:imagedata r:id="rId17" o:title=""/>
-            <w10:bordertop type="single" width="6"/>
-            <w10:borderleft type="single" width="6"/>
-            <w10:borderbottom type="single" width="6"/>
-            <w10:borderright type="single" width="6"/>
-          </v:shape>
-        </w:pict>
-      </w:r>
-    </w:p>
-    <w:p>
-      <w:pPr>
-        <w:rPr>
-          <w:rFonts w:cs="David" w:hint="cs"/>
-          <w:b/>
-          <w:bCs/>
-          <w:sz w:val="28"/>
-          <w:szCs w:val="28"/>
-          <w:rtl/>
-        </w:rPr>
-      </w:pPr>
-    </w:p>
-    <w:p>
-      <w:pPr>
-        <w:rPr>
-          <w:rFonts w:cs="David" w:hint="cs"/>
-          <w:b/>
-          <w:bCs/>
-          <w:sz w:val="28"/>
-          <w:szCs w:val="28"/>
-          <w:rtl/>
-        </w:rPr>
-      </w:pPr>
-    </w:p>
-    <w:p>
-      <w:pPr>
-        <w:rPr>
-          <w:rFonts w:cs="David" w:hint="cs"/>
-          <w:b/>
-          <w:bCs/>
-          <w:sz w:val="28"/>
-          <w:szCs w:val="28"/>
-          <w:rtl/>
-        </w:rPr>
-      </w:pPr>
-    </w:p>
-    <w:p>
-      <w:pPr>
-        <w:ind w:left="720"/>
-        <w:jc w:val="both"/>
-        <w:rPr>
-          <w:rFonts w:cs="David"/>
-          <w:b/>
-          <w:bCs/>
-          <w:sz w:val="28"/>
-          <w:szCs w:val="28"/>
-          <w:u w:val="single"/>
-          <w:rtl/>
-        </w:rPr>
-      </w:pPr>
-    </w:p>
-    <w:p>
-      <w:pPr>
-        <w:ind w:left="720"/>
-        <w:jc w:val="both"/>
-        <w:rPr>
-          <w:rFonts w:cs="David"/>
-          <w:b/>
-          <w:bCs/>
-          <w:sz w:val="28"/>
-          <w:szCs w:val="28"/>
-          <w:u w:val="single"/>
-          <w:rtl/>
-        </w:rPr>
-      </w:pPr>
-    </w:p>
-    <w:p>
-      <w:pPr>
-        <w:jc w:val="both"/>
-        <w:rPr>
-          <w:rFonts w:cs="David" w:hint="cs"/>
-          <w:b/>
-          <w:bCs/>
-          <w:sz w:val="28"/>
-          <w:szCs w:val="28"/>
-          <w:rtl/>
-        </w:rPr>
-      </w:pPr>
-    </w:p>
-    <w:p>
-      <w:pPr>
-        <w:rPr>
-          <w:rFonts w:hint="cs"/>
-          <w:sz w:val="28"/>
-          <w:szCs w:val="28"/>
-          <w:rtl/>
-        </w:rPr>
-      </w:pPr>
-      <w:r>
-        <w:rPr>
-          <w:rFonts w:cs="David" w:hint="cs"/>
-          <w:sz w:val="28"/>
-          <w:szCs w:val="28"/>
-          <w:rtl/>
-        </w:rPr>
-        <w:t xml:space="preserve">לפרטים נוספים ניתן לפנות למנהל מחלקת מיגון מר יורם גבאי לטלפון נייד  </w:t>
-      </w:r>
-      <w:r>
-        <w:rPr>
-          <w:rFonts w:cs="David" w:hint="cs"/>
-          <w:sz w:val="36"/>
-          <w:szCs w:val="36"/>
-          <w:rtl/>
-        </w:rPr>
-        <w:t>053-7740988</w:t>
-      </w:r>
-    </w:p>
-    <w:p>
-      <w:pPr>
-        <w:ind w:left="360"/>
-        <w:jc w:val="center"/>
-        <w:rPr>
-          <w:rFonts w:cs="David"/>
-          <w:sz w:val="28"/>
-          <w:szCs w:val="28"/>
-          <w:rtl/>
-        </w:rPr>
-      </w:pPr>
-      <w:r>
-        <w:rPr>
-          <w:rFonts w:cs="David" w:hint="cs"/>
-          <w:sz w:val="28"/>
-          <w:szCs w:val="28"/>
-          <w:rtl/>
-        </w:rPr>
-        <w:t xml:space="preserve">              </w:t>
-      </w:r>
-    </w:p>
-    <w:p>
-      <w:pPr>
-        <w:rPr>
-          <w:rFonts w:cs="David"/>
-          <w:b/>
-          <w:bCs/>
-          <w:sz w:val="36"/>
-          <w:szCs w:val="36"/>
-          <w:u w:val="single"/>
-          <w:rtl/>
-        </w:rPr>
-      </w:pPr>
-    </w:p>
-    <w:p>
-      <w:pPr>
-        <w:rPr>
-          <w:rFonts w:cs="David"/>
-          <w:b/>
-          <w:bCs/>
-          <w:sz w:val="36"/>
-          <w:szCs w:val="36"/>
-          <w:u w:val="single"/>
-          <w:rtl/>
-        </w:rPr>
-      </w:pPr>
-    </w:p>
-    <w:p>
-      <w:pPr>
-        <w:rPr>
-          <w:rFonts w:cs="David"/>
-          <w:b/>
-          <w:bCs/>
-          <w:sz w:val="36"/>
-          <w:szCs w:val="36"/>
-          <w:u w:val="single"/>
-          <w:rtl/>
-        </w:rPr>
-      </w:pPr>
-    </w:p>
-    <w:p>
-      <w:pPr>
-        <w:ind w:left="360"/>
-        <w:jc w:val="center"/>
-        <w:rPr>
-          <w:rFonts w:cs="David"/>
-          <w:sz w:val="28"/>
-          <w:szCs w:val="28"/>
-          <w:rtl/>
-        </w:rPr>
-      </w:pPr>
-      <w:r>
-        <w:rPr>
-          <w:rFonts w:cs="David" w:hint="cs"/>
-          <w:sz w:val="28"/>
-          <w:szCs w:val="28"/>
-          <w:rtl/>
-        </w:rPr>
-        <w:t xml:space="preserve">       </w:t>
-      </w:r>
-    </w:p>
-    <w:p>
-      <w:pPr>
-        <w:ind w:firstLine="118"/>
-        <w:jc w:val="center"/>
-        <w:rPr>
-          <w:rFonts w:cs="David"/>
-          <w:b/>
-          <w:bCs/>
-          <w:sz w:val="28"/>
-          <w:szCs w:val="28"/>
-          <w:u w:val="single"/>
-        </w:rPr>
-      </w:pPr>
-      <w:r>
-        <w:rPr>
-          <w:rFonts w:cs="David"/>
-          <w:b/>
-          <w:bCs/>
-          <w:sz w:val="28"/>
-          <w:szCs w:val="28"/>
-          <w:u w:val="single"/>
-          <w:rtl/>
-        </w:rPr>
-        <w:t xml:space="preserve">נספח א': תעודות </w:t>
-      </w:r>
-      <w:r>
-        <w:rPr>
-          <w:rFonts w:cs="David"/>
-          <w:b/>
-          <w:bCs/>
-          <w:sz w:val="28"/>
-          <w:szCs w:val="28"/>
-          <w:u w:val="single"/>
-        </w:rPr>
-        <w:t>ISO</w:t>
-      </w:r>
-    </w:p>
-    <w:p>
-      <w:pPr>
-        <w:ind w:firstLine="118"/>
-        <w:rPr>
-          <w:rFonts w:cs="David"/>
-          <w:b/>
-          <w:bCs/>
-          <w:sz w:val="28"/>
-          <w:szCs w:val="28"/>
-          <w:u w:val="single"/>
-        </w:rPr>
-      </w:pPr>
-    </w:p>
-    <w:p>
-      <w:pPr>
-        <w:ind w:firstLine="118"/>
-        <w:rPr>
-          <w:rFonts w:cs="David"/>
-          <w:b/>
-          <w:bCs/>
-          <w:sz w:val="28"/>
-          <w:szCs w:val="28"/>
-          <w:u w:val="single"/>
-        </w:rPr>
-      </w:pPr>
-    </w:p>
-    <w:p>
-      <w:pPr>
-        <w:ind w:firstLine="118"/>
-        <w:rPr>
-          <w:rFonts w:cs="David"/>
-          <w:b/>
-          <w:bCs/>
-          <w:sz w:val="28"/>
-          <w:szCs w:val="28"/>
-          <w:u w:val="single"/>
-        </w:rPr>
-      </w:pPr>
-    </w:p>
-    <w:p>
-      <w:pPr>
-        <w:ind w:firstLine="118"/>
-        <w:rPr>
-          <w:rFonts w:cs="David"/>
-          <w:b/>
-          <w:bCs/>
-          <w:sz w:val="28"/>
-          <w:szCs w:val="28"/>
-          <w:u w:val="single"/>
-        </w:rPr>
-      </w:pPr>
-    </w:p>
-    <w:p>
-      <w:pPr>
-        <w:ind w:firstLine="118"/>
-        <w:rPr>
-          <w:rFonts w:cs="David"/>
-          <w:b/>
-          <w:bCs/>
-          <w:sz w:val="28"/>
-          <w:szCs w:val="28"/>
-          <w:u w:val="single"/>
-        </w:rPr>
-      </w:pPr>
-    </w:p>
-    <w:p>
-      <w:pPr>
-        <w:ind w:firstLine="118"/>
-        <w:rPr>
-          <w:rFonts w:cs="David"/>
-          <w:b/>
-          <w:bCs/>
-          <w:sz w:val="28"/>
-          <w:szCs w:val="28"/>
-          <w:u w:val="single"/>
-        </w:rPr>
-      </w:pPr>
-    </w:p>
-    <w:p>
-      <w:pPr>
-        <w:ind w:firstLine="118"/>
-        <w:rPr>
-          <w:rFonts w:cs="David"/>
-          <w:b/>
-          <w:bCs/>
-          <w:sz w:val="28"/>
-          <w:szCs w:val="28"/>
-          <w:u w:val="single"/>
-        </w:rPr>
-      </w:pPr>
-    </w:p>
-    <w:p>
-      <w:pPr>
-        <w:ind w:firstLine="118"/>
-        <w:rPr>
-          <w:rFonts w:cs="David"/>
-          <w:b/>
-          <w:bCs/>
-          <w:sz w:val="28"/>
-          <w:szCs w:val="28"/>
-          <w:u w:val="single"/>
-        </w:rPr>
-      </w:pPr>
-    </w:p>
-    <w:p>
-      <w:pPr>
-        <w:ind w:firstLine="118"/>
-        <w:rPr>
-          <w:rFonts w:cs="David"/>
-          <w:b/>
-          <w:bCs/>
-          <w:sz w:val="28"/>
-          <w:szCs w:val="28"/>
-          <w:u w:val="single"/>
-        </w:rPr>
-      </w:pPr>
-    </w:p>
-    <w:p>
-      <w:pPr>
-        <w:ind w:firstLine="118"/>
-        <w:rPr>
-          <w:rFonts w:cs="David"/>
-          <w:b/>
-          <w:bCs/>
-          <w:sz w:val="28"/>
-          <w:szCs w:val="28"/>
-          <w:u w:val="single"/>
-        </w:rPr>
-      </w:pPr>
-    </w:p>
-    <w:p>
-      <w:pPr>
-        <w:ind w:firstLine="118"/>
-        <w:rPr>
-          <w:rFonts w:cs="David"/>
-          <w:b/>
-          <w:bCs/>
-          <w:sz w:val="28"/>
-          <w:szCs w:val="28"/>
-          <w:u w:val="single"/>
-        </w:rPr>
-      </w:pPr>
-    </w:p>
-    <w:p>
-      <w:pPr>
-        <w:ind w:firstLine="118"/>
-        <w:rPr>
-          <w:rFonts w:cs="David"/>
-          <w:b/>
-          <w:bCs/>
-          <w:sz w:val="28"/>
-          <w:szCs w:val="28"/>
-          <w:u w:val="single"/>
-        </w:rPr>
-      </w:pPr>
-    </w:p>
-    <w:p>
-      <w:pPr>
-        <w:ind w:firstLine="118"/>
-        <w:rPr>
-          <w:rFonts w:cs="David"/>
-          <w:b/>
-          <w:bCs/>
-          <w:sz w:val="28"/>
-          <w:szCs w:val="28"/>
-          <w:u w:val="single"/>
-        </w:rPr>
-      </w:pPr>
-    </w:p>
-    <w:p>
-      <w:pPr>
-        <w:ind w:firstLine="118"/>
-        <w:rPr>
-          <w:rFonts w:cs="David"/>
-          <w:b/>
-          <w:bCs/>
-          <w:sz w:val="28"/>
-          <w:szCs w:val="28"/>
-          <w:u w:val="single"/>
-        </w:rPr>
-      </w:pPr>
-    </w:p>
-    <w:p>
-      <w:pPr>
-        <w:ind w:firstLine="118"/>
-        <w:rPr>
-          <w:rFonts w:cs="David"/>
-          <w:b/>
-          <w:bCs/>
-          <w:sz w:val="28"/>
-          <w:szCs w:val="28"/>
-          <w:u w:val="single"/>
-        </w:rPr>
-      </w:pPr>
-    </w:p>
-    <w:p>
-      <w:pPr>
-        <w:ind w:firstLine="118"/>
-        <w:rPr>
-          <w:rFonts w:cs="David"/>
-          <w:b/>
-          <w:bCs/>
-          <w:sz w:val="28"/>
-          <w:szCs w:val="28"/>
-          <w:u w:val="single"/>
-        </w:rPr>
-      </w:pPr>
-    </w:p>
-    <w:p>
-      <w:pPr>
-        <w:ind w:firstLine="118"/>
-        <w:rPr>
-          <w:rFonts w:cs="David"/>
-          <w:b/>
-          <w:bCs/>
-          <w:sz w:val="28"/>
-          <w:szCs w:val="28"/>
-          <w:u w:val="single"/>
-        </w:rPr>
-      </w:pPr>
-    </w:p>
-    <w:p>
-      <w:pPr>
-        <w:ind w:firstLine="118"/>
-        <w:rPr>
-          <w:rFonts w:cs="David"/>
-          <w:b/>
-          <w:bCs/>
-          <w:sz w:val="28"/>
-          <w:szCs w:val="28"/>
-          <w:u w:val="single"/>
-        </w:rPr>
-      </w:pPr>
-    </w:p>
-    <w:p>
-      <w:pPr>
-        <w:ind w:firstLine="118"/>
-        <w:rPr>
-          <w:rFonts w:cs="David"/>
-          <w:b/>
-          <w:bCs/>
-          <w:sz w:val="28"/>
-          <w:szCs w:val="28"/>
-          <w:u w:val="single"/>
-        </w:rPr>
-      </w:pPr>
-    </w:p>
-    <w:p>
-      <w:pPr>
-        <w:ind w:firstLine="118"/>
-        <w:rPr>
-          <w:rFonts w:cs="David"/>
-          <w:b/>
-          <w:bCs/>
-          <w:sz w:val="28"/>
-          <w:szCs w:val="28"/>
-          <w:u w:val="single"/>
-        </w:rPr>
-      </w:pPr>
-    </w:p>
-    <w:p>
-      <w:pPr>
-        <w:ind w:firstLine="118"/>
-        <w:rPr>
-          <w:rFonts w:cs="David"/>
-          <w:b/>
-          <w:bCs/>
-          <w:sz w:val="28"/>
-          <w:szCs w:val="28"/>
-          <w:u w:val="single"/>
-        </w:rPr>
-      </w:pPr>
-    </w:p>
-    <w:p>
-      <w:pPr>
-        <w:ind w:firstLine="118"/>
-        <w:rPr>
-          <w:rFonts w:cs="David"/>
-          <w:b/>
-          <w:bCs/>
-          <w:sz w:val="28"/>
-          <w:szCs w:val="28"/>
-          <w:u w:val="single"/>
-        </w:rPr>
-      </w:pPr>
-    </w:p>
-    <w:p>
-      <w:pPr>
-        <w:ind w:firstLine="118"/>
-        <w:rPr>
-          <w:rFonts w:cs="David"/>
-          <w:b/>
-          <w:bCs/>
-          <w:sz w:val="28"/>
-          <w:szCs w:val="28"/>
-          <w:u w:val="single"/>
-        </w:rPr>
-      </w:pPr>
-    </w:p>
-    <w:p>
-      <w:pPr>
-        <w:ind w:firstLine="118"/>
-        <w:rPr>
-          <w:rFonts w:cs="David"/>
-          <w:b/>
-          <w:bCs/>
-          <w:sz w:val="28"/>
-          <w:szCs w:val="28"/>
-          <w:u w:val="single"/>
-        </w:rPr>
-      </w:pPr>
-    </w:p>
-    <w:p>
-      <w:pPr>
-        <w:ind w:firstLine="118"/>
-        <w:rPr>
-          <w:rFonts w:cs="David"/>
-          <w:b/>
-          <w:bCs/>
-          <w:sz w:val="28"/>
-          <w:szCs w:val="28"/>
-          <w:u w:val="single"/>
-        </w:rPr>
-      </w:pPr>
-    </w:p>
-    <w:p>
-      <w:pPr>
-        <w:ind w:firstLine="118"/>
-        <w:rPr>
-          <w:rFonts w:cs="David"/>
-          <w:b/>
-          <w:bCs/>
-          <w:sz w:val="28"/>
-          <w:szCs w:val="28"/>
-          <w:u w:val="single"/>
-        </w:rPr>
-      </w:pPr>
-    </w:p>
-    <w:p>
-      <w:pPr>
-        <w:ind w:firstLine="118"/>
-        <w:rPr>
-          <w:rFonts w:cs="David"/>
-          <w:b/>
-          <w:bCs/>
-          <w:sz w:val="28"/>
-          <w:szCs w:val="28"/>
-          <w:u w:val="single"/>
-        </w:rPr>
-      </w:pPr>
-    </w:p>
-    <w:p>
-      <w:pPr>
-        <w:ind w:firstLine="118"/>
-        <w:rPr>
-          <w:rFonts w:cs="David"/>
-          <w:b/>
-          <w:bCs/>
-          <w:sz w:val="28"/>
-          <w:szCs w:val="28"/>
-          <w:u w:val="single"/>
-        </w:rPr>
-      </w:pPr>
-    </w:p>
-    <w:p>
-      <w:pPr>
-        <w:ind w:firstLine="118"/>
-        <w:rPr>
-          <w:rFonts w:cs="David"/>
-          <w:b/>
-          <w:bCs/>
-          <w:sz w:val="28"/>
-          <w:szCs w:val="28"/>
-          <w:u w:val="single"/>
-        </w:rPr>
-      </w:pPr>
-    </w:p>
-    <w:p>
-      <w:pPr>
-        <w:ind w:firstLine="118"/>
-        <w:rPr>
-          <w:rFonts w:cs="David"/>
-          <w:b/>
-          <w:bCs/>
-          <w:sz w:val="28"/>
-          <w:szCs w:val="28"/>
-          <w:u w:val="single"/>
-        </w:rPr>
-      </w:pPr>
-    </w:p>
-    <w:p>
-      <w:pPr>
-        <w:ind w:firstLine="118"/>
-        <w:rPr>
-          <w:rFonts w:cs="David"/>
-          <w:b/>
-          <w:bCs/>
-          <w:sz w:val="28"/>
-          <w:szCs w:val="28"/>
-          <w:u w:val="single"/>
-        </w:rPr>
-      </w:pPr>
-    </w:p>
-    <w:p>
-      <w:pPr>
-        <w:ind w:firstLine="118"/>
-        <w:rPr>
-          <w:rFonts w:cs="David"/>
-          <w:b/>
-          <w:bCs/>
-          <w:sz w:val="28"/>
-          <w:szCs w:val="28"/>
-          <w:u w:val="single"/>
-        </w:rPr>
-      </w:pPr>
-    </w:p>
-    <w:p>
-      <w:pPr>
-        <w:ind w:firstLine="118"/>
-        <w:rPr>
-          <w:rFonts w:cs="David"/>
-          <w:b/>
-          <w:bCs/>
-          <w:sz w:val="28"/>
-          <w:szCs w:val="28"/>
-          <w:u w:val="single"/>
-        </w:rPr>
-      </w:pPr>
-    </w:p>
-    <w:p>
-      <w:pPr>
-        <w:ind w:firstLine="118"/>
-        <w:rPr>
-          <w:rFonts w:cs="David"/>
-          <w:b/>
-          <w:bCs/>
-          <w:sz w:val="28"/>
-          <w:szCs w:val="28"/>
-          <w:u w:val="single"/>
-        </w:rPr>
-      </w:pPr>
-    </w:p>
-    <w:p>
-      <w:pPr>
-        <w:ind w:firstLine="118"/>
-        <w:rPr>
-          <w:rFonts w:cs="David"/>
-          <w:b/>
-          <w:bCs/>
-          <w:sz w:val="28"/>
-          <w:szCs w:val="28"/>
-          <w:u w:val="single"/>
-        </w:rPr>
-      </w:pPr>
-    </w:p>
-    <w:p>
-      <w:pPr>
-        <w:ind w:firstLine="118"/>
-        <w:rPr>
-          <w:rFonts w:cs="David"/>
-          <w:b/>
-          <w:bCs/>
-          <w:sz w:val="28"/>
-          <w:szCs w:val="28"/>
-          <w:u w:val="single"/>
-        </w:rPr>
-      </w:pPr>
-      <w:r>
-        <w:rPr>
-          <w:rFonts w:cs="David"/>
-          <w:b/>
-          <w:bCs/>
-          <w:sz w:val="28"/>
-          <w:szCs w:val="28"/>
-          <w:u w:val="single"/>
-        </w:rPr>
-        <w:pict w14:anchorId="420B990E">
-          <v:shape id="_x0000_s2109" type="#_x0000_t75" style="position:absolute;left:0;text-align:left;margin-left:37.5pt;margin-top:347.45pt;width:444pt;height:315.3pt;z-index:251660800;visibility:visible;mso-position-horizontal-relative:margin;mso-position-vertical-relative:margin">
-            <v:imagedata r:id="rId18" o:title=""/>
-            <w10:wrap type="square" anchorx="margin" anchory="margin"/>
-          </v:shape>
-        </w:pict>
-      </w:r>
-      <w:r>
-        <w:rPr>
-          <w:rFonts w:cs="David"/>
-          <w:b/>
-          <w:bCs/>
-          <w:sz w:val="28"/>
-          <w:szCs w:val="28"/>
-          <w:u w:val="single"/>
-        </w:rPr>
-        <w:pict w14:anchorId="51FB872D">
-          <v:shape id="תמונה 1" o:spid="_x0000_s2108" type="#_x0000_t75" style="position:absolute;left:0;text-align:left;margin-left:38.8pt;margin-top:23.7pt;width:444.5pt;height:316.3pt;z-index:251659776;visibility:visible;mso-position-horizontal-relative:margin;mso-position-vertical-relative:margin">
-            <v:imagedata r:id="rId19" o:title=""/>
-            <w10:wrap type="square" anchorx="margin" anchory="margin"/>
-          </v:shape>
-        </w:pict>
-      </w:r>
-    </w:p>
-    <w:p>
-      <w:pPr>
-        <w:ind w:firstLine="118"/>
-        <w:rPr>
-          <w:rFonts w:cs="David"/>
-          <w:b/>
-          <w:bCs/>
-          <w:sz w:val="28"/>
-          <w:szCs w:val="28"/>
-          <w:u w:val="single"/>
-          <w:rtl/>
-        </w:rPr>
-      </w:pPr>
-    </w:p>
-    <w:p>
-      <w:pPr>
-        <w:ind w:firstLine="118"/>
-        <w:rPr>
-          <w:rFonts w:cs="David"/>
-          <w:b/>
-          <w:bCs/>
-          <w:sz w:val="28"/>
-          <w:szCs w:val="28"/>
-          <w:u w:val="single"/>
-        </w:rPr>
-      </w:pPr>
-    </w:p>
-    <w:p>
-      <w:pPr>
-        <w:ind w:firstLine="118"/>
-        <w:rPr>
-          <w:rFonts w:cs="David"/>
-          <w:b/>
-          <w:bCs/>
-          <w:sz w:val="28"/>
-          <w:szCs w:val="28"/>
-          <w:u w:val="single"/>
-        </w:rPr>
-      </w:pPr>
-    </w:p>
-    <w:p>
-      <w:pPr>
-        <w:ind w:firstLine="118"/>
-        <w:rPr>
-          <w:rFonts w:cs="David"/>
-          <w:b/>
-          <w:bCs/>
-          <w:sz w:val="28"/>
-          <w:szCs w:val="28"/>
-          <w:u w:val="single"/>
-        </w:rPr>
-      </w:pPr>
-    </w:p>
-    <w:p>
-      <w:pPr>
-        <w:ind w:firstLine="118"/>
-        <w:rPr>
-          <w:rFonts w:cs="David"/>
-          <w:b/>
-          <w:bCs/>
-          <w:sz w:val="28"/>
-          <w:szCs w:val="28"/>
-          <w:u w:val="single"/>
-        </w:rPr>
-      </w:pPr>
-    </w:p>
-    <w:p>
-      <w:pPr>
-        <w:ind w:firstLine="118"/>
-        <w:rPr>
-          <w:rFonts w:cs="David"/>
-          <w:b/>
-          <w:bCs/>
-          <w:sz w:val="28"/>
-          <w:szCs w:val="28"/>
-          <w:u w:val="single"/>
-        </w:rPr>
-      </w:pPr>
-    </w:p>
-    <w:p>
-      <w:pPr>
-        <w:ind w:firstLine="118"/>
-        <w:rPr>
-          <w:rFonts w:cs="David"/>
-          <w:b/>
-          <w:bCs/>
-          <w:sz w:val="28"/>
-          <w:szCs w:val="28"/>
-          <w:u w:val="single"/>
-        </w:rPr>
-      </w:pPr>
-    </w:p>
-    <w:p>
-      <w:pPr>
-        <w:ind w:firstLine="118"/>
-        <w:rPr>
-          <w:rFonts w:cs="David"/>
-          <w:b/>
-          <w:bCs/>
-          <w:sz w:val="28"/>
-          <w:szCs w:val="28"/>
-          <w:u w:val="single"/>
-        </w:rPr>
-      </w:pPr>
-    </w:p>
-    <w:p>
-      <w:pPr>
-        <w:ind w:firstLine="118"/>
-        <w:rPr>
-          <w:rFonts w:cs="David"/>
-          <w:b/>
-          <w:bCs/>
-          <w:sz w:val="28"/>
-          <w:szCs w:val="28"/>
-          <w:u w:val="single"/>
-        </w:rPr>
-      </w:pPr>
-    </w:p>
-    <w:p>
-      <w:pPr>
-        <w:ind w:firstLine="118"/>
-        <w:rPr>
-          <w:rFonts w:cs="David"/>
-          <w:b/>
-          <w:bCs/>
-          <w:sz w:val="28"/>
-          <w:szCs w:val="28"/>
-          <w:u w:val="single"/>
-        </w:rPr>
-      </w:pPr>
-    </w:p>
-    <w:p>
-      <w:pPr>
-        <w:ind w:firstLine="118"/>
-        <w:rPr>
-          <w:rFonts w:cs="David"/>
-          <w:b/>
-          <w:bCs/>
-          <w:sz w:val="28"/>
-          <w:szCs w:val="28"/>
-          <w:u w:val="single"/>
-        </w:rPr>
-      </w:pPr>
-    </w:p>
-    <w:p>
-      <w:pPr>
-        <w:ind w:firstLine="118"/>
-        <w:rPr>
-          <w:rFonts w:cs="David"/>
-          <w:b/>
-          <w:bCs/>
-          <w:sz w:val="28"/>
-          <w:szCs w:val="28"/>
-          <w:u w:val="single"/>
-        </w:rPr>
-      </w:pPr>
-    </w:p>
-    <w:p>
-      <w:pPr>
-        <w:ind w:firstLine="118"/>
-        <w:rPr>
-          <w:rFonts w:cs="David"/>
-          <w:b/>
-          <w:bCs/>
-          <w:sz w:val="28"/>
-          <w:szCs w:val="28"/>
-          <w:u w:val="single"/>
-        </w:rPr>
-      </w:pPr>
-    </w:p>
-    <w:p>
-      <w:pPr>
-        <w:ind w:firstLine="118"/>
-        <w:rPr>
-          <w:rFonts w:cs="David"/>
-          <w:b/>
-          <w:bCs/>
-          <w:sz w:val="28"/>
-          <w:szCs w:val="28"/>
-          <w:u w:val="single"/>
-        </w:rPr>
-      </w:pPr>
-      <w:r>
-        <w:rPr>
-          <w:rFonts w:cs="David"/>
-          <w:b/>
-          <w:bCs/>
-          <w:sz w:val="28"/>
-          <w:szCs w:val="28"/>
-          <w:u w:val="single"/>
-        </w:rPr>
-        <w:pict w14:anchorId="397DA210">
-          <v:shape id="_x0000_s2110" type="#_x0000_t75" style="position:absolute;left:0;text-align:left;margin-left:0;margin-top:0;width:445.4pt;height:315.25pt;z-index:251661824;visibility:visible;mso-position-horizontal:center;mso-position-horizontal-relative:margin;mso-position-vertical:top;mso-position-vertical-relative:margin">
-            <v:imagedata r:id="rId20" o:title=""/>
-            <w10:wrap type="square" anchorx="margin" anchory="margin"/>
-          </v:shape>
-        </w:pict>
-      </w:r>
-    </w:p>
-    <w:p>
-      <w:pPr>
-        <w:ind w:firstLine="118"/>
-        <w:rPr>
-          <w:rFonts w:cs="David"/>
-          <w:b/>
-          <w:bCs/>
-          <w:sz w:val="28"/>
-          <w:szCs w:val="28"/>
-          <w:u w:val="single"/>
-        </w:rPr>
-      </w:pPr>
-    </w:p>
-    <w:p>
-      <w:pPr>
-        <w:ind w:firstLine="118"/>
-        <w:rPr>
-          <w:rFonts w:cs="David"/>
-          <w:b/>
-          <w:bCs/>
-          <w:sz w:val="28"/>
-          <w:szCs w:val="28"/>
-          <w:u w:val="single"/>
-        </w:rPr>
-      </w:pPr>
-    </w:p>
-    <w:p>
-      <w:pPr>
-        <w:ind w:firstLine="118"/>
-        <w:rPr>
-          <w:rFonts w:cs="David"/>
-          <w:b/>
-          <w:bCs/>
-          <w:sz w:val="28"/>
-          <w:szCs w:val="28"/>
-          <w:u w:val="single"/>
-        </w:rPr>
-      </w:pPr>
-    </w:p>
-    <w:p>
-      <w:pPr>
-        <w:ind w:firstLine="118"/>
-        <w:rPr>
-          <w:rFonts w:cs="David"/>
-          <w:b/>
-          <w:bCs/>
-          <w:sz w:val="28"/>
-          <w:szCs w:val="28"/>
-          <w:u w:val="single"/>
-        </w:rPr>
-      </w:pPr>
-    </w:p>
-    <w:p>
-      <w:pPr>
-        <w:ind w:firstLine="118"/>
-        <w:rPr>
-          <w:rFonts w:cs="David"/>
-          <w:b/>
-          <w:bCs/>
-          <w:sz w:val="28"/>
-          <w:szCs w:val="28"/>
-          <w:u w:val="single"/>
-        </w:rPr>
-      </w:pPr>
-    </w:p>
-    <w:p>
-      <w:pPr>
-        <w:ind w:firstLine="118"/>
-        <w:rPr>
-          <w:rFonts w:cs="David"/>
-          <w:b/>
-          <w:bCs/>
-          <w:sz w:val="28"/>
-          <w:szCs w:val="28"/>
-          <w:u w:val="single"/>
-        </w:rPr>
-      </w:pPr>
-    </w:p>
-    <w:p>
-      <w:pPr>
-        <w:ind w:firstLine="118"/>
-        <w:rPr>
-          <w:rFonts w:cs="David"/>
-          <w:b/>
-          <w:bCs/>
-          <w:sz w:val="28"/>
-          <w:szCs w:val="28"/>
-          <w:u w:val="single"/>
-        </w:rPr>
-      </w:pPr>
-    </w:p>
-    <w:p>
-      <w:pPr>
-        <w:ind w:firstLine="118"/>
-        <w:rPr>
-          <w:rFonts w:cs="David"/>
-          <w:b/>
-          <w:bCs/>
-          <w:sz w:val="28"/>
-          <w:szCs w:val="28"/>
-          <w:u w:val="single"/>
-        </w:rPr>
-      </w:pPr>
-    </w:p>
-    <w:p>
-      <w:pPr>
-        <w:ind w:firstLine="118"/>
-        <w:rPr>
-          <w:rFonts w:cs="David"/>
-          <w:b/>
-          <w:bCs/>
-          <w:sz w:val="28"/>
-          <w:szCs w:val="28"/>
-          <w:u w:val="single"/>
-        </w:rPr>
-      </w:pPr>
-    </w:p>
-    <w:p>
-      <w:pPr>
-        <w:ind w:firstLine="118"/>
-        <w:rPr>
-          <w:rFonts w:cs="David"/>
-          <w:b/>
-          <w:bCs/>
-          <w:sz w:val="28"/>
-          <w:szCs w:val="28"/>
-          <w:u w:val="single"/>
-        </w:rPr>
-      </w:pPr>
-    </w:p>
-    <w:p>
-      <w:pPr>
-        <w:ind w:firstLine="118"/>
-        <w:rPr>
-          <w:rFonts w:cs="David"/>
-          <w:b/>
-          <w:bCs/>
-          <w:sz w:val="28"/>
-          <w:szCs w:val="28"/>
-          <w:u w:val="single"/>
-        </w:rPr>
-      </w:pPr>
-    </w:p>
-    <w:p>
-      <w:pPr>
-        <w:ind w:firstLine="118"/>
-        <w:rPr>
-          <w:rFonts w:cs="David"/>
-          <w:b/>
-          <w:bCs/>
-          <w:sz w:val="28"/>
-          <w:szCs w:val="28"/>
-          <w:u w:val="single"/>
-        </w:rPr>
-      </w:pPr>
-    </w:p>
-    <w:p>
-      <w:pPr>
-        <w:ind w:firstLine="118"/>
-        <w:rPr>
-          <w:rFonts w:cs="David"/>
-          <w:b/>
-          <w:bCs/>
-          <w:sz w:val="28"/>
-          <w:szCs w:val="28"/>
-          <w:u w:val="single"/>
-        </w:rPr>
-      </w:pPr>
-    </w:p>
-    <w:p>
-      <w:pPr>
-        <w:ind w:firstLine="118"/>
-        <w:rPr>
-          <w:rFonts w:cs="David"/>
-          <w:b/>
-          <w:bCs/>
-          <w:sz w:val="28"/>
-          <w:szCs w:val="28"/>
-          <w:u w:val="single"/>
-        </w:rPr>
-      </w:pPr>
-    </w:p>
-    <w:p>
-      <w:pPr>
-        <w:ind w:firstLine="118"/>
-        <w:rPr>
-          <w:rFonts w:cs="David"/>
-          <w:b/>
-          <w:bCs/>
-          <w:sz w:val="28"/>
-          <w:szCs w:val="28"/>
-          <w:u w:val="single"/>
-          <w:rtl/>
-        </w:rPr>
-      </w:pPr>
-    </w:p>
-    <w:p>
-      <w:pPr>
-        <w:ind w:firstLine="118"/>
-        <w:rPr>
-          <w:rFonts w:cs="David"/>
-          <w:b/>
-          <w:bCs/>
-          <w:sz w:val="28"/>
-          <w:szCs w:val="28"/>
-          <w:u w:val="single"/>
-        </w:rPr>
-      </w:pPr>
-    </w:p>
-    <w:p>
-      <w:pPr>
-        <w:ind w:firstLine="118"/>
-        <w:rPr>
-          <w:rFonts w:cs="David"/>
-          <w:b/>
-          <w:bCs/>
-          <w:sz w:val="28"/>
-          <w:szCs w:val="28"/>
-          <w:u w:val="single"/>
-        </w:rPr>
-      </w:pPr>
-    </w:p>
-    <w:p>
-      <w:pPr>
-        <w:ind w:firstLine="118"/>
-        <w:rPr>
-          <w:rFonts w:cs="David"/>
-          <w:b/>
-          <w:bCs/>
-          <w:sz w:val="28"/>
-          <w:szCs w:val="28"/>
-          <w:u w:val="single"/>
-        </w:rPr>
-      </w:pPr>
-    </w:p>
-    <w:p>
-      <w:pPr>
-        <w:ind w:firstLine="118"/>
-        <w:rPr>
-          <w:rFonts w:cs="David"/>
-          <w:b/>
-          <w:bCs/>
-          <w:sz w:val="28"/>
-          <w:szCs w:val="28"/>
-          <w:u w:val="single"/>
-        </w:rPr>
-      </w:pPr>
-    </w:p>
-    <w:p>
-      <w:pPr>
-        <w:ind w:firstLine="118"/>
-        <w:rPr>
-          <w:rFonts w:cs="David"/>
-          <w:b/>
-          <w:bCs/>
-          <w:sz w:val="28"/>
-          <w:szCs w:val="28"/>
-          <w:u w:val="single"/>
-        </w:rPr>
-      </w:pPr>
-    </w:p>
-    <w:p>
-      <w:pPr>
-        <w:ind w:firstLine="118"/>
-        <w:rPr>
-          <w:rFonts w:cs="David"/>
-          <w:b/>
-          <w:bCs/>
-          <w:sz w:val="28"/>
-          <w:szCs w:val="28"/>
-          <w:u w:val="single"/>
-        </w:rPr>
-      </w:pPr>
-    </w:p>
-    <w:p>
-      <w:pPr>
-        <w:ind w:firstLine="118"/>
-        <w:rPr>
-          <w:rFonts w:cs="David"/>
-          <w:b/>
-          <w:bCs/>
-          <w:sz w:val="28"/>
-          <w:szCs w:val="28"/>
-          <w:u w:val="single"/>
-        </w:rPr>
-      </w:pPr>
-    </w:p>
-    <w:p>
-      <w:pPr>
-        <w:ind w:firstLine="118"/>
-        <w:rPr>
-          <w:rFonts w:cs="David"/>
-          <w:b/>
-          <w:bCs/>
-          <w:sz w:val="28"/>
-          <w:szCs w:val="28"/>
-          <w:u w:val="single"/>
-        </w:rPr>
-      </w:pPr>
-    </w:p>
-    <w:p>
-      <w:pPr>
-        <w:ind w:firstLine="118"/>
-        <w:rPr>
-          <w:rFonts w:cs="David"/>
-          <w:b/>
-          <w:bCs/>
-          <w:sz w:val="28"/>
-          <w:szCs w:val="28"/>
-          <w:u w:val="single"/>
-        </w:rPr>
-      </w:pPr>
-    </w:p>
-    <w:p>
-      <w:pPr>
-        <w:ind w:firstLine="118"/>
-        <w:rPr>
-          <w:rFonts w:cs="David"/>
-          <w:b/>
-          <w:bCs/>
-          <w:sz w:val="28"/>
-          <w:szCs w:val="28"/>
-          <w:u w:val="single"/>
-        </w:rPr>
-      </w:pPr>
-    </w:p>
-    <w:p>
-      <w:pPr>
-        <w:ind w:firstLine="118"/>
-        <w:rPr>
-          <w:rFonts w:cs="David"/>
-          <w:b/>
-          <w:bCs/>
-          <w:sz w:val="28"/>
-          <w:szCs w:val="28"/>
-          <w:u w:val="single"/>
-        </w:rPr>
-      </w:pPr>
-    </w:p>
-    <w:p>
-      <w:pPr>
-        <w:ind w:firstLine="118"/>
-        <w:rPr>
-          <w:rFonts w:cs="David"/>
-          <w:b/>
-          <w:bCs/>
-          <w:sz w:val="28"/>
-          <w:szCs w:val="28"/>
-          <w:u w:val="single"/>
-        </w:rPr>
-      </w:pPr>
-      <w:r>
-        <w:rPr>
-          <w:rFonts w:cs="David"/>
-          <w:b/>
-          <w:bCs/>
-          <w:sz w:val="28"/>
-          <w:szCs w:val="28"/>
-          <w:u w:val="single"/>
-        </w:rPr>
-        <w:pict w14:anchorId="23BF1C0D">
-          <v:shape id="_x0000_s2111" type="#_x0000_t75" style="position:absolute;left:0;text-align:left;margin-left:40.5pt;margin-top:342.55pt;width:441.6pt;height:312.55pt;z-index:251662848;visibility:visible;mso-position-horizontal-relative:margin;mso-position-vertical-relative:margin">
-            <v:imagedata r:id="rId21" o:title=""/>
-            <w10:wrap type="square" anchorx="margin" anchory="margin"/>
-          </v:shape>
-        </w:pict>
-      </w:r>
-    </w:p>
-    <w:p>
-      <w:pPr>
-        <w:ind w:firstLine="118"/>
-        <w:rPr>
-          <w:rFonts w:cs="David"/>
-          <w:b/>
-          <w:bCs/>
-          <w:sz w:val="28"/>
-          <w:szCs w:val="28"/>
-          <w:u w:val="single"/>
-        </w:rPr>
-      </w:pPr>
-    </w:p>
-    <w:p>
-      <w:pPr>
-        <w:ind w:firstLine="118"/>
-        <w:rPr>
-          <w:rFonts w:cs="David"/>
-          <w:b/>
-          <w:bCs/>
-          <w:sz w:val="28"/>
-          <w:szCs w:val="28"/>
-          <w:u w:val="single"/>
-        </w:rPr>
-      </w:pPr>
-    </w:p>
-    <w:p>
-      <w:pPr>
-        <w:ind w:firstLine="118"/>
-        <w:rPr>
-          <w:rFonts w:cs="David"/>
-          <w:b/>
-          <w:bCs/>
-          <w:sz w:val="28"/>
-          <w:szCs w:val="28"/>
-          <w:u w:val="single"/>
-        </w:rPr>
-      </w:pPr>
-    </w:p>
-    <w:p>
-      <w:pPr>
-        <w:ind w:firstLine="118"/>
-        <w:rPr>
-          <w:rFonts w:cs="David"/>
-          <w:b/>
-          <w:bCs/>
-          <w:sz w:val="28"/>
-          <w:szCs w:val="28"/>
-          <w:u w:val="single"/>
-        </w:rPr>
-      </w:pPr>
-    </w:p>
-    <w:p>
-      <w:pPr>
-        <w:ind w:firstLine="118"/>
-        <w:rPr>
-          <w:rFonts w:cs="David"/>
-          <w:b/>
-          <w:bCs/>
-          <w:sz w:val="28"/>
-          <w:szCs w:val="28"/>
-          <w:u w:val="single"/>
-        </w:rPr>
-      </w:pPr>
-    </w:p>
-    <w:p>
-      <w:pPr>
-        <w:ind w:firstLine="118"/>
-        <w:rPr>
-          <w:rFonts w:cs="David"/>
-          <w:b/>
-          <w:bCs/>
-          <w:sz w:val="28"/>
-          <w:szCs w:val="28"/>
-          <w:u w:val="single"/>
-        </w:rPr>
-      </w:pPr>
-    </w:p>
-    <w:p>
-      <w:pPr>
-        <w:ind w:firstLine="118"/>
-        <w:rPr>
-          <w:rFonts w:cs="David"/>
-          <w:b/>
-          <w:bCs/>
-          <w:sz w:val="28"/>
-          <w:szCs w:val="28"/>
-          <w:u w:val="single"/>
-        </w:rPr>
-      </w:pPr>
-    </w:p>
-    <w:p>
-      <w:pPr>
-        <w:ind w:firstLine="118"/>
-        <w:rPr>
-          <w:rFonts w:cs="David"/>
-          <w:b/>
-          <w:bCs/>
-          <w:sz w:val="28"/>
-          <w:szCs w:val="28"/>
-          <w:u w:val="single"/>
-        </w:rPr>
-      </w:pPr>
-    </w:p>
-    <w:p>
-      <w:pPr>
-        <w:ind w:firstLine="118"/>
-        <w:rPr>
-          <w:rFonts w:cs="David"/>
-          <w:b/>
-          <w:bCs/>
-          <w:sz w:val="28"/>
-          <w:szCs w:val="28"/>
-          <w:u w:val="single"/>
-        </w:rPr>
-      </w:pPr>
-      <w:r>
-        <w:rPr>
-          <w:rFonts w:cs="David"/>
-          <w:b/>
-          <w:bCs/>
-          <w:sz w:val="28"/>
-          <w:szCs w:val="28"/>
-          <w:u w:val="single"/>
-        </w:rPr>
-        <w:pict>
-          <v:shape id="_x0000_i1033" type="#_x0000_t75" style="width:450.8pt;height:638pt;visibility:visible">
-            <v:imagedata r:id="rId22" o:title=""/>
-          </v:shape>
-        </w:pict>
-      </w:r>
-    </w:p>
-    <w:p>
-      <w:pPr>
-        <w:ind w:firstLine="118"/>
-        <w:rPr>
-          <w:rFonts w:cs="David"/>
-          <w:b/>
-          <w:bCs/>
-          <w:sz w:val="28"/>
-          <w:szCs w:val="28"/>
-          <w:u w:val="single"/>
-          <w:rtl/>
-        </w:rPr>
-      </w:pPr>
-    </w:p>
-    <w:p>
-      <w:pPr>
-        <w:ind w:firstLine="118"/>
-        <w:rPr>
-          <w:rFonts w:ascii="Arial" w:hAnsi="Arial" w:cs="David"/>
-          <w:b/>
-          <w:bCs/>
-          <w:sz w:val="28"/>
-          <w:szCs w:val="28"/>
-          <w:rtl/>
-        </w:rPr>
-      </w:pPr>
-      <w:r>
-        <w:rPr>
-          <w:rFonts w:cs="David"/>
-          <w:b/>
-          <w:bCs/>
-          <w:sz w:val="28"/>
-          <w:szCs w:val="28"/>
-          <w:u w:val="single"/>
-        </w:rPr>
-        <w:pict>
-          <v:shape id="_x0000_i1034" type="#_x0000_t75" style="width:454.55pt;height:644.85pt;visibility:visible">
-            <v:imagedata r:id="rId23" o:title=""/>
-          </v:shape>
-        </w:pict>
-      </w:r>
-    </w:p>
-    <w:p>
-      <w:pPr>
-        <w:ind w:firstLine="118"/>
-        <w:rPr>
-          <w:rFonts w:ascii="Arial" w:hAnsi="Arial" w:cs="David"/>
-          <w:b/>
-          <w:bCs/>
-          <w:sz w:val="28"/>
-          <w:szCs w:val="28"/>
-          <w:rtl/>
-        </w:rPr>
-      </w:pPr>
-    </w:p>
-    <w:p>
-      <w:pPr>
-        <w:ind w:firstLine="118"/>
-        <w:rPr>
-          <w:rFonts w:ascii="Arial" w:hAnsi="Arial" w:cs="David"/>
-          <w:b/>
-          <w:bCs/>
-          <w:sz w:val="28"/>
-          <w:szCs w:val="28"/>
-          <w:rtl/>
-        </w:rPr>
-      </w:pPr>
-      <w:r>
-        <w:rPr>
-          <w:rFonts w:ascii="Arial" w:hAnsi="Arial" w:cs="David" w:hint="cs"/>
-          <w:b/>
-          <w:bCs/>
-          <w:sz w:val="28"/>
-          <w:szCs w:val="28"/>
-          <w:rtl/>
-        </w:rPr>
-        <w:t>נספח ב: נתוני חדירות הפלדות :</w:t>
-      </w:r>
-    </w:p>
-    <w:p>
-      <w:pPr>
-        <w:ind w:firstLine="118"/>
-        <w:rPr>
-          <w:rFonts w:ascii="Arial" w:hAnsi="Arial" w:cs="David"/>
-          <w:b/>
-          <w:bCs/>
-          <w:sz w:val="28"/>
-          <w:szCs w:val="28"/>
-          <w:rtl/>
-        </w:rPr>
-      </w:pPr>
-    </w:p>
-    <w:p>
-      <w:pPr>
-        <w:jc w:val="center"/>
-        <w:rPr>
-          <w:rFonts w:ascii="Arial" w:hAnsi="Arial" w:cs="David"/>
-          <w:b/>
-          <w:bCs/>
-          <w:sz w:val="28"/>
-          <w:szCs w:val="28"/>
-          <w:rtl/>
-        </w:rPr>
-      </w:pPr>
-    </w:p>
-    <w:p>
-      <w:pPr>
-        <w:jc w:val="center"/>
-        <w:rPr>
-          <w:rFonts w:ascii="Arial" w:hAnsi="Arial" w:cs="David"/>
-          <w:b/>
-          <w:bCs/>
-          <w:sz w:val="28"/>
-          <w:szCs w:val="28"/>
-          <w:rtl/>
-        </w:rPr>
-      </w:pPr>
-    </w:p>
-    <w:p>
-      <w:pPr>
-        <w:ind w:firstLine="118"/>
-        <w:rPr>
-          <w:rFonts w:ascii="Arial" w:hAnsi="Arial" w:cs="David"/>
-          <w:b/>
-          <w:bCs/>
-          <w:sz w:val="28"/>
-          <w:szCs w:val="28"/>
-          <w:rtl/>
-        </w:rPr>
-      </w:pPr>
-      <w:r>
-        <w:rPr>
-          <w:rFonts w:ascii="Arial" w:hAnsi="Arial" w:cs="David" w:hint="cs"/>
-          <w:b/>
-          <w:bCs/>
-          <w:sz w:val="28"/>
-          <w:szCs w:val="28"/>
-          <w:rtl/>
-        </w:rPr>
-        <w:t>נספח ב: נתוני חדירות הפלדות :</w:t>
-      </w:r>
-    </w:p>
-    <w:p>
-      <w:pPr>
-        <w:ind w:firstLine="118"/>
-        <w:rPr>
-          <w:rFonts w:ascii="Arial" w:hAnsi="Arial" w:cs="David"/>
-          <w:b/>
-          <w:bCs/>
-          <w:sz w:val="28"/>
-          <w:szCs w:val="28"/>
-          <w:rtl/>
-        </w:rPr>
-      </w:pPr>
-    </w:p>
-    <w:p>
-      <w:pPr>
-        <w:jc w:val="center"/>
-        <w:rPr>
-          <w:rFonts w:ascii="Arial" w:hAnsi="Arial" w:cs="Arial"/>
-          <w:b/>
-          <w:bCs/>
-          <w:sz w:val="28"/>
-          <w:szCs w:val="28"/>
-          <w:rtl/>
-        </w:rPr>
-      </w:pPr>
-      <w:r>
-        <w:rPr>
-          <w:rFonts w:ascii="Arial" w:hAnsi="Arial" w:cs="David" w:hint="cs"/>
-          <w:b/>
-          <w:bCs/>
-          <w:sz w:val="28"/>
-          <w:szCs w:val="28"/>
-          <w:rtl/>
-        </w:rPr>
-        <w:t>חדירות של הפלדה בעובי 0.35</w:t>
-      </w:r>
-    </w:p>
-    <w:p>
-      <w:pPr>
-        <w:ind w:firstLine="118"/>
-        <w:jc w:val="center"/>
-        <w:rPr>
-          <w:rFonts w:ascii="Arial" w:hAnsi="Arial" w:cs="Arial"/>
-          <w:sz w:val="28"/>
-          <w:szCs w:val="28"/>
-          <w:rtl/>
-        </w:rPr>
-      </w:pPr>
-      <w:r>
-        <w:rPr>
-          <w:noProof/>
-          <w:lang w:eastAsia="en-US"/>
-        </w:rPr>
-        <w:pict>
-          <v:shape id="_x0000_i1035" type="#_x0000_t75" style="width:523.4pt;height:529.05pt;visibility:visible">
-            <v:imagedata r:id="rId24" o:title=""/>
-          </v:shape>
-        </w:pict>
-      </w:r>
-    </w:p>
-    <w:p>
-      <w:pPr>
-        <w:ind w:firstLine="118"/>
-        <w:jc w:val="center"/>
-        <w:rPr>
-          <w:rFonts w:ascii="Arial" w:hAnsi="Arial" w:cs="Arial"/>
-          <w:sz w:val="28"/>
-          <w:szCs w:val="28"/>
-          <w:rtl/>
-        </w:rPr>
-      </w:pPr>
-    </w:p>
-    <w:p>
-      <w:pPr>
-        <w:ind w:firstLine="118"/>
-        <w:jc w:val="center"/>
-        <w:rPr>
-          <w:rFonts w:ascii="Arial" w:hAnsi="Arial" w:cs="Arial"/>
-          <w:sz w:val="28"/>
-          <w:szCs w:val="28"/>
-          <w:rtl/>
-        </w:rPr>
-      </w:pPr>
-    </w:p>
-    <w:p>
-      <w:pPr>
-        <w:jc w:val="center"/>
-        <w:rPr>
-          <w:rFonts w:ascii="Arial" w:hAnsi="Arial" w:cs="David"/>
-          <w:b/>
-          <w:bCs/>
-          <w:sz w:val="28"/>
-          <w:szCs w:val="28"/>
-          <w:rtl/>
-        </w:rPr>
-      </w:pPr>
-    </w:p>
-    <w:p>
-      <w:pPr>
-        <w:jc w:val="center"/>
-        <w:rPr>
-          <w:rFonts w:ascii="Arial" w:hAnsi="Arial" w:cs="David"/>
-          <w:b/>
-          <w:bCs/>
-          <w:sz w:val="28"/>
-          <w:szCs w:val="28"/>
-          <w:rtl/>
-        </w:rPr>
-      </w:pPr>
-    </w:p>
-    <w:p>
-      <w:pPr>
-        <w:jc w:val="center"/>
-        <w:rPr>
-          <w:rFonts w:ascii="Arial" w:hAnsi="Arial" w:cs="David"/>
-          <w:b/>
-          <w:bCs/>
-          <w:sz w:val="28"/>
-          <w:szCs w:val="28"/>
-          <w:rtl/>
-        </w:rPr>
-      </w:pPr>
-    </w:p>
-    <w:p>
-      <w:pPr>
-        <w:jc w:val="center"/>
-        <w:rPr>
-          <w:rFonts w:ascii="Arial" w:hAnsi="Arial" w:cs="David"/>
-          <w:b/>
-          <w:bCs/>
-          <w:sz w:val="28"/>
-          <w:szCs w:val="28"/>
-          <w:rtl/>
-        </w:rPr>
-      </w:pPr>
-    </w:p>
-    <w:p>
-      <w:pPr>
-        <w:jc w:val="center"/>
-        <w:rPr>
-          <w:rFonts w:ascii="Arial" w:hAnsi="Arial" w:cs="David"/>
-          <w:b/>
-          <w:bCs/>
-          <w:sz w:val="28"/>
-          <w:szCs w:val="28"/>
-          <w:rtl/>
-        </w:rPr>
-      </w:pPr>
-    </w:p>
-    <w:p>
-      <w:pPr>
-        <w:jc w:val="center"/>
-        <w:rPr>
-          <w:rFonts w:ascii="Arial" w:hAnsi="Arial" w:cs="David"/>
-          <w:b/>
-          <w:bCs/>
-          <w:sz w:val="28"/>
-          <w:szCs w:val="28"/>
-          <w:rtl/>
-        </w:rPr>
-      </w:pPr>
-    </w:p>
-    <w:p>
-      <w:pPr>
-        <w:jc w:val="center"/>
-        <w:rPr>
-          <w:rFonts w:ascii="Arial" w:hAnsi="Arial" w:cs="Arial"/>
-          <w:b/>
-          <w:bCs/>
-          <w:sz w:val="28"/>
-          <w:szCs w:val="28"/>
-          <w:rtl/>
-        </w:rPr>
-      </w:pPr>
-      <w:r>
-        <w:rPr>
-          <w:rFonts w:ascii="Arial" w:hAnsi="Arial" w:cs="David" w:hint="cs"/>
-          <w:b/>
-          <w:bCs/>
-          <w:sz w:val="28"/>
-          <w:szCs w:val="28"/>
-          <w:rtl/>
-        </w:rPr>
-        <w:t>חדירות של הפלדה בעובי 0.5</w:t>
-      </w:r>
-    </w:p>
-    <w:p>
-      <w:pPr>
-        <w:rPr>
-          <w:rFonts w:ascii="Arial" w:hAnsi="Arial" w:cs="Arial"/>
-          <w:sz w:val="28"/>
-          <w:szCs w:val="28"/>
-          <w:rtl/>
-        </w:rPr>
-      </w:pPr>
-    </w:p>
-    <w:p>
-      <w:pPr>
-        <w:rPr>
-          <w:rFonts w:ascii="Arial" w:hAnsi="Arial" w:cs="Arial"/>
-          <w:sz w:val="28"/>
-          <w:szCs w:val="28"/>
-          <w:rtl/>
-        </w:rPr>
-      </w:pPr>
-      <w:r>
-        <w:rPr>
-          <w:noProof/>
-          <w:lang w:eastAsia="en-US"/>
-        </w:rPr>
-        <w:pict>
-          <v:shape id="_x0000_i1036" type="#_x0000_t75" style="width:523.4pt;height:512.15pt;visibility:visible">
-            <v:imagedata r:id="rId25" o:title=""/>
-          </v:shape>
-        </w:pict>
-      </w:r>
-    </w:p>
-    <w:p>
-      <w:pPr>
-        <w:rPr>
-          <w:rFonts w:ascii="Arial" w:hAnsi="Arial" w:cs="Arial"/>
-          <w:sz w:val="28"/>
-          <w:szCs w:val="28"/>
-          <w:rtl/>
-        </w:rPr>
-      </w:pPr>
-    </w:p>
-    <w:p>
-      <w:pPr>
-        <w:tabs>
-          <w:tab w:val="left" w:pos="4571"/>
-        </w:tabs>
-        <w:ind w:firstLine="118"/>
-        <w:rPr>
-          <w:rFonts w:ascii="Arial" w:hAnsi="Arial" w:cs="David"/>
-          <w:b/>
-          <w:bCs/>
-          <w:sz w:val="28"/>
-          <w:szCs w:val="28"/>
-          <w:rtl/>
-        </w:rPr>
-      </w:pPr>
-    </w:p>
-    <w:p>
-      <w:pPr>
-        <w:tabs>
-          <w:tab w:val="left" w:pos="4571"/>
-        </w:tabs>
-        <w:ind w:firstLine="118"/>
-        <w:rPr>
-          <w:rFonts w:ascii="Arial" w:hAnsi="Arial" w:cs="David"/>
-          <w:b/>
-          <w:bCs/>
-          <w:sz w:val="28"/>
-          <w:szCs w:val="28"/>
-          <w:rtl/>
-        </w:rPr>
-      </w:pPr>
-    </w:p>
-    <w:p>
-      <w:pPr>
-        <w:tabs>
-          <w:tab w:val="left" w:pos="4571"/>
-        </w:tabs>
-        <w:ind w:firstLine="118"/>
-        <w:rPr>
-          <w:rFonts w:ascii="Arial" w:hAnsi="Arial" w:cs="David"/>
-          <w:b/>
-          <w:bCs/>
-          <w:sz w:val="28"/>
-          <w:szCs w:val="28"/>
-          <w:rtl/>
-        </w:rPr>
-      </w:pPr>
-    </w:p>
-    <w:p>
-      <w:pPr>
-        <w:tabs>
-          <w:tab w:val="left" w:pos="4571"/>
-        </w:tabs>
-        <w:ind w:firstLine="118"/>
-        <w:rPr>
-          <w:rFonts w:ascii="Arial" w:hAnsi="Arial" w:cs="David"/>
-          <w:b/>
-          <w:bCs/>
-          <w:sz w:val="28"/>
-          <w:szCs w:val="28"/>
-          <w:rtl/>
-        </w:rPr>
-      </w:pPr>
-      <w:r>
-        <w:rPr>
-          <w:rFonts w:ascii="Arial" w:hAnsi="Arial" w:cs="David" w:hint="cs"/>
-          <w:b/>
-          <w:bCs/>
-          <w:sz w:val="28"/>
-          <w:szCs w:val="28"/>
-          <w:rtl/>
-        </w:rPr>
-        <w:t>נספח ג: נתונים של האלומיניום דל הפחמן:</w:t>
-      </w:r>
-    </w:p>
-    <w:p>
-      <w:pPr>
-        <w:tabs>
-          <w:tab w:val="left" w:pos="4571"/>
-        </w:tabs>
-        <w:ind w:firstLine="118"/>
-        <w:rPr>
-          <w:rFonts w:ascii="Arial" w:hAnsi="Arial" w:cs="Arial"/>
-          <w:sz w:val="28"/>
-          <w:szCs w:val="28"/>
-          <w:rtl/>
-        </w:rPr>
-      </w:pPr>
-    </w:p>
-    <w:p>
-      <w:pPr>
-        <w:ind w:firstLine="118"/>
-        <w:jc w:val="center"/>
-        <w:rPr>
-          <w:rFonts w:ascii="Arial" w:hAnsi="Arial" w:cs="Arial"/>
-          <w:sz w:val="28"/>
-          <w:szCs w:val="28"/>
-          <w:rtl/>
-        </w:rPr>
-      </w:pPr>
-      <w:r>
-        <w:rPr>
-          <w:noProof/>
-          <w:lang w:eastAsia="en-US"/>
-        </w:rPr>
-        <w:pict>
-          <v:shape id="_x0000_i1037" type="#_x0000_t75" style="width:478.95pt;height:612.3pt;visibility:visible">
-            <v:imagedata r:id="rId26" o:title=""/>
-          </v:shape>
-        </w:pict>
-      </w:r>
-    </w:p>
-    <w:p>
-      <w:pPr>
-        <w:rPr>
-          <w:rFonts w:ascii="Arial" w:hAnsi="Arial" w:cs="Arial"/>
-          <w:sz w:val="28"/>
-          <w:szCs w:val="28"/>
-          <w:rtl/>
-        </w:rPr>
-      </w:pPr>
-    </w:p>
-    <w:p>
-      <w:pPr>
-        <w:rPr>
-          <w:rFonts w:ascii="Arial" w:hAnsi="Arial" w:cs="Arial"/>
-          <w:sz w:val="28"/>
-          <w:szCs w:val="28"/>
-          <w:rtl/>
-        </w:rPr>
-      </w:pPr>
-    </w:p>
-    <w:p>
-      <w:pPr>
-        <w:rPr>
-          <w:rFonts w:ascii="Arial" w:hAnsi="Arial" w:cs="David"/>
-          <w:sz w:val="28"/>
-          <w:szCs w:val="28"/>
-          <w:rtl/>
-        </w:rPr>
-      </w:pPr>
-    </w:p>
-    <w:p>
-      <w:pPr>
-        <w:rPr>
-          <w:rFonts w:ascii="Arial" w:hAnsi="Arial" w:cs="David"/>
-          <w:sz w:val="28"/>
-          <w:szCs w:val="28"/>
-          <w:rtl/>
-        </w:rPr>
-      </w:pPr>
-    </w:p>
-    <w:p>
-      <w:pPr>
-        <w:rPr>
-          <w:rFonts w:ascii="Arial" w:hAnsi="Arial" w:cs="David"/>
-          <w:sz w:val="28"/>
-          <w:szCs w:val="28"/>
-          <w:rtl/>
-        </w:rPr>
-      </w:pPr>
-      <w:r>
-        <w:rPr>
-          <w:rFonts w:ascii="Arial" w:hAnsi="Arial" w:cs="David" w:hint="cs"/>
-          <w:sz w:val="28"/>
-          <w:szCs w:val="28"/>
-          <w:rtl/>
-        </w:rPr>
-        <w:t>נספח ד: נתונים של הבידוד בין האלומיניום לסיליקון:</w:t>
-      </w:r>
-    </w:p>
-    <w:p>
-      <w:pPr>
-        <w:rPr>
-          <w:rFonts w:ascii="Arial" w:hAnsi="Arial" w:cs="Arial"/>
-          <w:sz w:val="28"/>
-          <w:szCs w:val="28"/>
-          <w:rtl/>
-        </w:rPr>
-      </w:pPr>
-    </w:p>
-    <w:p>
-      <w:pPr>
-        <w:ind w:firstLine="118"/>
-        <w:jc w:val="center"/>
-        <w:rPr>
-          <w:rFonts w:ascii="Arial" w:hAnsi="Arial" w:cs="Arial" w:hint="cs"/>
-          <w:sz w:val="28"/>
-          <w:szCs w:val="28"/>
-          <w:rtl/>
-        </w:rPr>
-      </w:pPr>
-      <w:r>
-        <w:rPr>
-          <w:noProof/>
-          <w:lang w:eastAsia="en-US"/>
-        </w:rPr>
-        <w:pict>
-          <v:shape id="_x0000_i1038" type="#_x0000_t75" style="width:522.8pt;height:584.15pt;visibility:visible">
-            <v:imagedata r:id="rId27" o:title=""/>
-          </v:shape>
-        </w:pict>
+          <w:color w:val="FFFFFF"/>
+          <w:sz w:val="10"/>
+          <w:szCs w:val="10"/>
+        </w:rPr>
+        <w:t xml:space="preserve">SIGNATUREHERE</w:t>
       </w:r>
     </w:p>
     <w:sectPr>

--- a/apps/api/templates/קרינה-הצעת-מחיר-לחומרי-מיגון-קרינה-אלקטרומגנטית.docx
+++ b/apps/api/templates/קרינה-הצעת-מחיר-לחומרי-מיגון-קרינה-אלקטרומגנטית.docx
@@ -1852,7 +1852,8 @@
     <w:tbl>
       <w:tblPr>
         <w:bidiVisual/>
-        <w:tblW w:w="0" w:type="auto"/>
+        <w:tblW w:w="10466" w:type="dxa"/>
+        <w:tblLayout w:type="fixed"/>
         <w:tblBorders>
           <w:top w:val="single" w:sz="4" w:space="0" w:color="auto"/>
           <w:left w:val="single" w:sz="4" w:space="0" w:color="auto"/>
@@ -1864,23 +1865,30 @@
         <w:tblLook w:val="04A0" w:firstRow="1" w:lastRow="0" w:firstColumn="1" w:lastColumn="0" w:noHBand="0" w:noVBand="1"/>
       </w:tblPr>
       <w:tblGrid>
-        <w:gridCol w:w="911"/>
-        <w:gridCol w:w="911"/>
-        <w:gridCol w:w="3142"/>
-        <w:gridCol w:w="851"/>
-        <w:gridCol w:w="1177"/>
-        <w:gridCol w:w="1073"/>
-        <w:gridCol w:w="1764"/>
+        <w:gridCol w:w="700"/>
+        <w:gridCol w:w="900"/>
+        <w:gridCol w:w="2900"/>
+        <w:gridCol w:w="900"/>
+        <w:gridCol w:w="1400"/>
+        <w:gridCol w:w="1400"/>
+        <w:gridCol w:w="2266"/>
       </w:tblGrid>
       <w:tr>
         <w:tc>
           <w:tcPr>
-            <w:tcW w:w="911" w:type="dxa"/>
+            <w:tcW w:w="700" w:type="dxa"/>
+            <w:tcBorders>
+              <w:top w:val="single" w:sz="4" w:space="0" w:color="auto"/>
+              <w:left w:val="single" w:sz="4" w:space="0" w:color="auto"/>
+              <w:bottom w:val="single" w:sz="4" w:space="0" w:color="auto"/>
+              <w:right w:val="single" w:sz="4" w:space="0" w:color="auto"/>
+            </w:tcBorders>
+            <w:hideMark/>
           </w:tcPr>
           <w:p>
             <w:pPr>
               <w:rPr>
-                <w:rFonts w:cs="David" w:hint="cs"/>
+                <w:rFonts w:cs="David"/>
                 <w:b/>
                 <w:bCs/>
                 <w:sz w:val="28"/>
@@ -1890,7 +1898,7 @@
             </w:pPr>
             <w:r>
               <w:rPr>
-                <w:rFonts w:cs="David" w:hint="cs"/>
+                <w:rFonts w:cs="David"/>
                 <w:b/>
                 <w:bCs/>
                 <w:sz w:val="28"/>
@@ -1903,12 +1911,19 @@
         </w:tc>
         <w:tc>
           <w:tcPr>
-            <w:tcW w:w="911" w:type="dxa"/>
+            <w:tcW w:w="900" w:type="dxa"/>
+            <w:tcBorders>
+              <w:top w:val="single" w:sz="4" w:space="0" w:color="auto"/>
+              <w:left w:val="single" w:sz="4" w:space="0" w:color="auto"/>
+              <w:bottom w:val="single" w:sz="4" w:space="0" w:color="auto"/>
+              <w:right w:val="single" w:sz="4" w:space="0" w:color="auto"/>
+            </w:tcBorders>
+            <w:hideMark/>
           </w:tcPr>
           <w:p>
             <w:pPr>
               <w:rPr>
-                <w:rFonts w:cs="David" w:hint="cs"/>
+                <w:rFonts w:cs="David"/>
                 <w:b/>
                 <w:bCs/>
                 <w:sz w:val="28"/>
@@ -1918,7 +1933,7 @@
             </w:pPr>
             <w:r>
               <w:rPr>
-                <w:rFonts w:cs="David" w:hint="cs"/>
+                <w:rFonts w:cs="David"/>
                 <w:b/>
                 <w:bCs/>
                 <w:sz w:val="28"/>
@@ -1931,12 +1946,19 @@
         </w:tc>
         <w:tc>
           <w:tcPr>
-            <w:tcW w:w="3142" w:type="dxa"/>
+            <w:tcW w:w="2900" w:type="dxa"/>
+            <w:tcBorders>
+              <w:top w:val="single" w:sz="4" w:space="0" w:color="auto"/>
+              <w:left w:val="single" w:sz="4" w:space="0" w:color="auto"/>
+              <w:bottom w:val="single" w:sz="4" w:space="0" w:color="auto"/>
+              <w:right w:val="single" w:sz="4" w:space="0" w:color="auto"/>
+            </w:tcBorders>
+            <w:hideMark/>
           </w:tcPr>
           <w:p>
             <w:pPr>
               <w:rPr>
-                <w:rFonts w:cs="David" w:hint="cs"/>
+                <w:rFonts w:cs="David"/>
                 <w:b/>
                 <w:bCs/>
                 <w:sz w:val="28"/>
@@ -1946,7 +1968,7 @@
             </w:pPr>
             <w:r>
               <w:rPr>
-                <w:rFonts w:cs="David" w:hint="cs"/>
+                <w:rFonts w:cs="David"/>
                 <w:b/>
                 <w:bCs/>
                 <w:sz w:val="28"/>
@@ -1959,12 +1981,19 @@
         </w:tc>
         <w:tc>
           <w:tcPr>
-            <w:tcW w:w="851" w:type="dxa"/>
+            <w:tcW w:w="900" w:type="dxa"/>
+            <w:tcBorders>
+              <w:top w:val="single" w:sz="4" w:space="0" w:color="auto"/>
+              <w:left w:val="single" w:sz="4" w:space="0" w:color="auto"/>
+              <w:bottom w:val="single" w:sz="4" w:space="0" w:color="auto"/>
+              <w:right w:val="single" w:sz="4" w:space="0" w:color="auto"/>
+            </w:tcBorders>
+            <w:hideMark/>
           </w:tcPr>
           <w:p>
             <w:pPr>
               <w:rPr>
-                <w:rFonts w:cs="David" w:hint="cs"/>
+                <w:rFonts w:cs="David"/>
                 <w:b/>
                 <w:bCs/>
                 <w:sz w:val="28"/>
@@ -1974,7 +2003,7 @@
             </w:pPr>
             <w:r>
               <w:rPr>
-                <w:rFonts w:cs="David" w:hint="cs"/>
+                <w:rFonts w:cs="David"/>
                 <w:b/>
                 <w:bCs/>
                 <w:sz w:val="28"/>
@@ -1987,12 +2016,19 @@
         </w:tc>
         <w:tc>
           <w:tcPr>
-            <w:tcW w:w="1177" w:type="dxa"/>
+            <w:tcW w:w="1400" w:type="dxa"/>
+            <w:tcBorders>
+              <w:top w:val="single" w:sz="4" w:space="0" w:color="auto"/>
+              <w:left w:val="single" w:sz="4" w:space="0" w:color="auto"/>
+              <w:bottom w:val="single" w:sz="4" w:space="0" w:color="auto"/>
+              <w:right w:val="single" w:sz="4" w:space="0" w:color="auto"/>
+            </w:tcBorders>
+            <w:hideMark/>
           </w:tcPr>
           <w:p>
             <w:pPr>
               <w:rPr>
-                <w:rFonts w:cs="David" w:hint="cs"/>
+                <w:rFonts w:cs="David"/>
                 <w:b/>
                 <w:bCs/>
                 <w:sz w:val="28"/>
@@ -2002,7 +2038,7 @@
             </w:pPr>
             <w:r>
               <w:rPr>
-                <w:rFonts w:cs="David" w:hint="cs"/>
+                <w:rFonts w:cs="David"/>
                 <w:b/>
                 <w:bCs/>
                 <w:sz w:val="28"/>
@@ -2015,12 +2051,19 @@
         </w:tc>
         <w:tc>
           <w:tcPr>
-            <w:tcW w:w="1073" w:type="dxa"/>
+            <w:tcW w:w="1400" w:type="dxa"/>
+            <w:tcBorders>
+              <w:top w:val="single" w:sz="4" w:space="0" w:color="auto"/>
+              <w:left w:val="single" w:sz="4" w:space="0" w:color="auto"/>
+              <w:bottom w:val="single" w:sz="4" w:space="0" w:color="auto"/>
+              <w:right w:val="single" w:sz="4" w:space="0" w:color="auto"/>
+            </w:tcBorders>
+            <w:hideMark/>
           </w:tcPr>
           <w:p>
             <w:pPr>
               <w:rPr>
-                <w:rFonts w:cs="David" w:hint="cs"/>
+                <w:rFonts w:cs="David"/>
                 <w:b/>
                 <w:bCs/>
                 <w:sz w:val="28"/>
@@ -2030,7 +2073,7 @@
             </w:pPr>
             <w:r>
               <w:rPr>
-                <w:rFonts w:cs="David" w:hint="cs"/>
+                <w:rFonts w:cs="David"/>
                 <w:b/>
                 <w:bCs/>
                 <w:sz w:val="28"/>
@@ -2043,12 +2086,18 @@
         </w:tc>
         <w:tc>
           <w:tcPr>
-            <w:tcW w:w="1764" w:type="dxa"/>
+            <w:tcW w:w="2266" w:type="dxa"/>
+            <w:tcBorders>
+              <w:top w:val="single" w:sz="4" w:space="0" w:color="auto"/>
+              <w:left w:val="single" w:sz="4" w:space="0" w:color="auto"/>
+              <w:bottom w:val="single" w:sz="4" w:space="0" w:color="auto"/>
+              <w:right w:val="single" w:sz="4" w:space="0" w:color="auto"/>
+            </w:tcBorders>
           </w:tcPr>
           <w:p>
             <w:pPr>
               <w:rPr>
-                <w:rFonts w:cs="David" w:hint="cs"/>
+                <w:rFonts w:cs="David"/>
                 <w:b/>
                 <w:bCs/>
                 <w:sz w:val="28"/>
@@ -2058,7 +2107,7 @@
             </w:pPr>
             <w:r>
               <w:rPr>
-                <w:rFonts w:cs="David" w:hint="cs"/>
+                <w:rFonts w:cs="David"/>
                 <w:b/>
                 <w:bCs/>
                 <w:sz w:val="28"/>
@@ -2071,7 +2120,7 @@
           <w:p>
             <w:pPr>
               <w:rPr>
-                <w:rFonts w:cs="David" w:hint="cs"/>
+                <w:rFonts w:cs="David"/>
                 <w:b/>
                 <w:bCs/>
                 <w:sz w:val="28"/>
@@ -2085,10 +2134,28 @@
       <w:tr>
         <w:tc>
           <w:tcPr>
-            <w:tcW w:w="911" w:type="dxa"/>
+            <w:tcW w:w="700" w:type="dxa"/>
+            <w:tcBorders>
+              <w:top w:val="single" w:sz="4" w:space="0" w:color="auto"/>
+              <w:left w:val="single" w:sz="4" w:space="0" w:color="auto"/>
+              <w:bottom w:val="single" w:sz="4" w:space="0" w:color="auto"/>
+              <w:right w:val="single" w:sz="4" w:space="0" w:color="auto"/>
+            </w:tcBorders>
           </w:tcPr>
           <w:p>
             <w:pPr>
+              <w:rPr>
+                <w:rFonts w:cs="David"/>
+                <w:b/>
+                <w:bCs/>
+                <w:sz w:val="28"/>
+                <w:szCs w:val="28"/>
+                <w:rtl/>
+              </w:rPr>
+            </w:pPr>
+            <w:bookmarkStart w:id="7" w:name="fldLine"/>
+            <w:bookmarkEnd w:id="7"/>
+            <w:r>
               <w:rPr>
                 <w:rFonts w:cs="David" w:hint="cs"/>
                 <w:b/>
@@ -2097,7 +2164,33 @@
                 <w:szCs w:val="28"/>
                 <w:rtl/>
               </w:rPr>
+              <w:t>{#items}{lineNumber}</w:t>
+            </w:r>
+          </w:p>
+        </w:tc>
+        <w:tc>
+          <w:tcPr>
+            <w:tcW w:w="900" w:type="dxa"/>
+            <w:tcBorders>
+              <w:top w:val="single" w:sz="4" w:space="0" w:color="auto"/>
+              <w:left w:val="single" w:sz="4" w:space="0" w:color="auto"/>
+              <w:bottom w:val="single" w:sz="4" w:space="0" w:color="auto"/>
+              <w:right w:val="single" w:sz="4" w:space="0" w:color="auto"/>
+            </w:tcBorders>
+          </w:tcPr>
+          <w:p>
+            <w:pPr>
+              <w:rPr>
+                <w:rFonts w:cs="David"/>
+                <w:b/>
+                <w:bCs/>
+                <w:sz w:val="28"/>
+                <w:szCs w:val="28"/>
+                <w:rtl/>
+              </w:rPr>
             </w:pPr>
+            <w:bookmarkStart w:id="8" w:name="fldMakat"/>
+            <w:bookmarkEnd w:id="8"/>
             <w:r>
               <w:rPr>
                 <w:rFonts w:cs="David" w:hint="cs"/>
@@ -2107,16 +2200,10 @@
                 <w:szCs w:val="28"/>
                 <w:rtl/>
               </w:rPr>
-              <w:t xml:space="preserve">{#items}{lineNumber}</w:t>
+              <w:t>{</w:t>
             </w:r>
-          </w:p>
-        </w:tc>
-        <w:tc>
-          <w:tcPr>
-            <w:tcW w:w="911" w:type="dxa"/>
-          </w:tcPr>
-          <w:p>
-            <w:pPr>
+            <w:proofErr w:type="spellStart"/>
+            <w:r>
               <w:rPr>
                 <w:rFonts w:cs="David" w:hint="cs"/>
                 <w:b/>
@@ -2125,7 +2212,9 @@
                 <w:szCs w:val="28"/>
                 <w:rtl/>
               </w:rPr>
-            </w:pPr>
+              <w:t>itemCode</w:t>
+            </w:r>
+            <w:proofErr w:type="spellEnd"/>
             <w:r>
               <w:rPr>
                 <w:rFonts w:cs="David" w:hint="cs"/>
@@ -2135,16 +2224,34 @@
                 <w:szCs w:val="28"/>
                 <w:rtl/>
               </w:rPr>
-              <w:t xml:space="preserve">{itemCode}</w:t>
+              <w:t>}</w:t>
             </w:r>
           </w:p>
         </w:tc>
         <w:tc>
           <w:tcPr>
-            <w:tcW w:w="3142" w:type="dxa"/>
+            <w:tcW w:w="2900" w:type="dxa"/>
+            <w:tcBorders>
+              <w:top w:val="single" w:sz="4" w:space="0" w:color="auto"/>
+              <w:left w:val="single" w:sz="4" w:space="0" w:color="auto"/>
+              <w:bottom w:val="single" w:sz="4" w:space="0" w:color="auto"/>
+              <w:right w:val="single" w:sz="4" w:space="0" w:color="auto"/>
+            </w:tcBorders>
           </w:tcPr>
           <w:p>
             <w:pPr>
+              <w:rPr>
+                <w:rFonts w:cs="David"/>
+                <w:b/>
+                <w:bCs/>
+                <w:sz w:val="28"/>
+                <w:szCs w:val="28"/>
+                <w:rtl/>
+              </w:rPr>
+            </w:pPr>
+            <w:bookmarkStart w:id="9" w:name="fldProduct"/>
+            <w:bookmarkEnd w:id="9"/>
+            <w:r>
               <w:rPr>
                 <w:rFonts w:cs="David" w:hint="cs"/>
                 <w:b/>
@@ -2153,7 +2260,9 @@
                 <w:szCs w:val="28"/>
                 <w:rtl/>
               </w:rPr>
-            </w:pPr>
+              <w:t>{</w:t>
+            </w:r>
+            <w:proofErr w:type="spellStart"/>
             <w:r>
               <w:rPr>
                 <w:rFonts w:cs="David" w:hint="cs"/>
@@ -2163,16 +2272,10 @@
                 <w:szCs w:val="28"/>
                 <w:rtl/>
               </w:rPr>
-              <w:t xml:space="preserve">{description}</w:t>
+              <w:t>description</w:t>
             </w:r>
-          </w:p>
-        </w:tc>
-        <w:tc>
-          <w:tcPr>
-            <w:tcW w:w="851" w:type="dxa"/>
-          </w:tcPr>
-          <w:p>
-            <w:pPr>
+            <w:proofErr w:type="spellEnd"/>
+            <w:r>
               <w:rPr>
                 <w:rFonts w:cs="David" w:hint="cs"/>
                 <w:b/>
@@ -2181,7 +2284,33 @@
                 <w:szCs w:val="28"/>
                 <w:rtl/>
               </w:rPr>
+              <w:t>}</w:t>
+            </w:r>
+          </w:p>
+        </w:tc>
+        <w:tc>
+          <w:tcPr>
+            <w:tcW w:w="900" w:type="dxa"/>
+            <w:tcBorders>
+              <w:top w:val="single" w:sz="4" w:space="0" w:color="auto"/>
+              <w:left w:val="single" w:sz="4" w:space="0" w:color="auto"/>
+              <w:bottom w:val="single" w:sz="4" w:space="0" w:color="auto"/>
+              <w:right w:val="single" w:sz="4" w:space="0" w:color="auto"/>
+            </w:tcBorders>
+          </w:tcPr>
+          <w:p>
+            <w:pPr>
+              <w:rPr>
+                <w:rFonts w:cs="David"/>
+                <w:b/>
+                <w:bCs/>
+                <w:sz w:val="28"/>
+                <w:szCs w:val="28"/>
+                <w:rtl/>
+              </w:rPr>
             </w:pPr>
+            <w:bookmarkStart w:id="10" w:name="fldAmmount"/>
+            <w:bookmarkEnd w:id="10"/>
             <w:r>
               <w:rPr>
                 <w:rFonts w:cs="David" w:hint="cs"/>
@@ -2191,16 +2320,10 @@
                 <w:szCs w:val="28"/>
                 <w:rtl/>
               </w:rPr>
-              <w:t xml:space="preserve">{quantity}</w:t>
+              <w:t>{</w:t>
             </w:r>
-          </w:p>
-        </w:tc>
-        <w:tc>
-          <w:tcPr>
-            <w:tcW w:w="1177" w:type="dxa"/>
-          </w:tcPr>
-          <w:p>
-            <w:pPr>
+            <w:proofErr w:type="spellStart"/>
+            <w:r>
               <w:rPr>
                 <w:rFonts w:cs="David" w:hint="cs"/>
                 <w:b/>
@@ -2209,7 +2332,9 @@
                 <w:szCs w:val="28"/>
                 <w:rtl/>
               </w:rPr>
-            </w:pPr>
+              <w:t>quantity</w:t>
+            </w:r>
+            <w:proofErr w:type="spellEnd"/>
             <w:r>
               <w:rPr>
                 <w:rFonts w:cs="David" w:hint="cs"/>
@@ -2219,16 +2344,34 @@
                 <w:szCs w:val="28"/>
                 <w:rtl/>
               </w:rPr>
-              <w:t xml:space="preserve">{unitPrice}</w:t>
+              <w:t>}</w:t>
             </w:r>
           </w:p>
         </w:tc>
         <w:tc>
           <w:tcPr>
-            <w:tcW w:w="1073" w:type="dxa"/>
+            <w:tcW w:w="1400" w:type="dxa"/>
+            <w:tcBorders>
+              <w:top w:val="single" w:sz="4" w:space="0" w:color="auto"/>
+              <w:left w:val="single" w:sz="4" w:space="0" w:color="auto"/>
+              <w:bottom w:val="single" w:sz="4" w:space="0" w:color="auto"/>
+              <w:right w:val="single" w:sz="4" w:space="0" w:color="auto"/>
+            </w:tcBorders>
           </w:tcPr>
           <w:p>
             <w:pPr>
+              <w:rPr>
+                <w:rFonts w:cs="David"/>
+                <w:b/>
+                <w:bCs/>
+                <w:sz w:val="28"/>
+                <w:szCs w:val="28"/>
+                <w:rtl/>
+              </w:rPr>
+            </w:pPr>
+            <w:bookmarkStart w:id="11" w:name="fldPrice"/>
+            <w:bookmarkEnd w:id="11"/>
+            <w:r>
               <w:rPr>
                 <w:rFonts w:cs="David" w:hint="cs"/>
                 <w:b/>
@@ -2237,7 +2380,9 @@
                 <w:szCs w:val="28"/>
                 <w:rtl/>
               </w:rPr>
-            </w:pPr>
+              <w:t>{</w:t>
+            </w:r>
+            <w:proofErr w:type="spellStart"/>
             <w:r>
               <w:rPr>
                 <w:rFonts w:cs="David" w:hint="cs"/>
@@ -2247,16 +2392,10 @@
                 <w:szCs w:val="28"/>
                 <w:rtl/>
               </w:rPr>
-              <w:t xml:space="preserve">{lineDiscountPercent}</w:t>
+              <w:t>unitPrice</w:t>
             </w:r>
-          </w:p>
-        </w:tc>
-        <w:tc>
-          <w:tcPr>
-            <w:tcW w:w="1764" w:type="dxa"/>
-          </w:tcPr>
-          <w:p>
-            <w:pPr>
+            <w:proofErr w:type="spellEnd"/>
+            <w:r>
               <w:rPr>
                 <w:rFonts w:cs="David" w:hint="cs"/>
                 <w:b/>
@@ -2265,7 +2404,33 @@
                 <w:szCs w:val="28"/>
                 <w:rtl/>
               </w:rPr>
+              <w:t>}</w:t>
+            </w:r>
+          </w:p>
+        </w:tc>
+        <w:tc>
+          <w:tcPr>
+            <w:tcW w:w="1400" w:type="dxa"/>
+            <w:tcBorders>
+              <w:top w:val="single" w:sz="4" w:space="0" w:color="auto"/>
+              <w:left w:val="single" w:sz="4" w:space="0" w:color="auto"/>
+              <w:bottom w:val="single" w:sz="4" w:space="0" w:color="auto"/>
+              <w:right w:val="single" w:sz="4" w:space="0" w:color="auto"/>
+            </w:tcBorders>
+          </w:tcPr>
+          <w:p>
+            <w:pPr>
+              <w:rPr>
+                <w:rFonts w:cs="David"/>
+                <w:b/>
+                <w:bCs/>
+                <w:sz w:val="28"/>
+                <w:szCs w:val="28"/>
+                <w:rtl/>
+              </w:rPr>
             </w:pPr>
+            <w:bookmarkStart w:id="12" w:name="fldLineDiscount"/>
+            <w:bookmarkEnd w:id="12"/>
             <w:r>
               <w:rPr>
                 <w:rFonts w:cs="David" w:hint="cs"/>
@@ -2275,7 +2440,115 @@
                 <w:szCs w:val="28"/>
                 <w:rtl/>
               </w:rPr>
-              <w:t xml:space="preserve">{lineTotal}{/items}</w:t>
+              <w:t>{</w:t>
+            </w:r>
+            <w:proofErr w:type="spellStart"/>
+            <w:r>
+              <w:rPr>
+                <w:rFonts w:cs="David" w:hint="cs"/>
+                <w:b/>
+                <w:bCs/>
+                <w:sz w:val="28"/>
+                <w:szCs w:val="28"/>
+                <w:rtl/>
+              </w:rPr>
+              <w:t>lineDiscountPercent</w:t>
+            </w:r>
+            <w:proofErr w:type="spellEnd"/>
+            <w:r>
+              <w:rPr>
+                <w:rFonts w:cs="David" w:hint="cs"/>
+                <w:b/>
+                <w:bCs/>
+                <w:sz w:val="28"/>
+                <w:szCs w:val="28"/>
+                <w:rtl/>
+              </w:rPr>
+              <w:t>}</w:t>
+            </w:r>
+          </w:p>
+        </w:tc>
+        <w:tc>
+          <w:tcPr>
+            <w:tcW w:w="2266" w:type="dxa"/>
+            <w:tcBorders>
+              <w:top w:val="single" w:sz="4" w:space="0" w:color="auto"/>
+              <w:left w:val="single" w:sz="4" w:space="0" w:color="auto"/>
+              <w:bottom w:val="single" w:sz="4" w:space="0" w:color="auto"/>
+              <w:right w:val="single" w:sz="4" w:space="0" w:color="auto"/>
+            </w:tcBorders>
+          </w:tcPr>
+          <w:p>
+            <w:pPr>
+              <w:rPr>
+                <w:rFonts w:cs="David"/>
+                <w:b/>
+                <w:bCs/>
+                <w:sz w:val="28"/>
+                <w:szCs w:val="28"/>
+                <w:rtl/>
+              </w:rPr>
+            </w:pPr>
+            <w:bookmarkStart w:id="13" w:name="fldLineTotal"/>
+            <w:bookmarkEnd w:id="13"/>
+            <w:r>
+              <w:rPr>
+                <w:rFonts w:cs="David" w:hint="cs"/>
+                <w:b/>
+                <w:bCs/>
+                <w:sz w:val="28"/>
+                <w:szCs w:val="28"/>
+                <w:rtl/>
+              </w:rPr>
+              <w:t>{</w:t>
+            </w:r>
+            <w:proofErr w:type="spellStart"/>
+            <w:r>
+              <w:rPr>
+                <w:rFonts w:cs="David" w:hint="cs"/>
+                <w:b/>
+                <w:bCs/>
+                <w:sz w:val="28"/>
+                <w:szCs w:val="28"/>
+                <w:rtl/>
+              </w:rPr>
+              <w:t>lineTotal</w:t>
+            </w:r>
+            <w:proofErr w:type="spellEnd"/>
+            <w:r>
+              <w:rPr>
+                <w:rFonts w:cs="David" w:hint="cs"/>
+                <w:b/>
+                <w:bCs/>
+                <w:sz w:val="28"/>
+                <w:szCs w:val="28"/>
+                <w:rtl/>
+              </w:rPr>
+              <w:t>}{/</w:t>
+            </w:r>
+            <w:proofErr w:type="spellStart"/>
+            <w:r>
+              <w:rPr>
+                <w:rFonts w:cs="David" w:hint="cs"/>
+                <w:b/>
+                <w:bCs/>
+                <w:sz w:val="28"/>
+                <w:szCs w:val="28"/>
+                <w:rtl/>
+              </w:rPr>
+              <w:t>items</w:t>
+            </w:r>
+            <w:proofErr w:type="spellEnd"/>
+            <w:r>
+              <w:rPr>
+                <w:rFonts w:cs="David" w:hint="cs"/>
+                <w:b/>
+                <w:bCs/>
+                <w:sz w:val="28"/>
+                <w:szCs w:val="28"/>
+                <w:rtl/>
+              </w:rPr>
+              <w:t>}</w:t>
             </w:r>
           </w:p>
         </w:tc>
@@ -2284,13 +2557,17 @@
     <w:p>
       <w:pPr>
         <w:rPr>
+          <w:rFonts w:cs="David"/>
           <w:vanish/>
+          <w:sz w:val="28"/>
+          <w:szCs w:val="28"/>
+          <w:rtl/>
         </w:rPr>
       </w:pPr>
     </w:p>
     <w:tbl>
       <w:tblPr>
-        <w:tblpPr w:leftFromText="180" w:rightFromText="180" w:vertAnchor="text" w:horzAnchor="page" w:tblpX="1340" w:tblpY="199"/>
+        <w:tblpPr w:leftFromText="180" w:rightFromText="180" w:vertAnchor="text" w:horzAnchor="page" w:tblpX="67" w:tblpY="199"/>
         <w:bidiVisual/>
         <w:tblW w:w="0" w:type="auto"/>
         <w:tblBorders>
@@ -2305,15 +2582,78 @@
       </w:tblPr>
       <w:tblGrid>
         <w:gridCol w:w="1764"/>
-        <w:gridCol w:w="1764"/>
+        <w:gridCol w:w="3145"/>
       </w:tblGrid>
       <w:tr>
         <w:tc>
           <w:tcPr>
             <w:tcW w:w="1764" w:type="dxa"/>
+            <w:tcBorders>
+              <w:top w:val="single" w:sz="4" w:space="0" w:color="auto"/>
+              <w:left w:val="single" w:sz="4" w:space="0" w:color="auto"/>
+              <w:bottom w:val="single" w:sz="4" w:space="0" w:color="auto"/>
+              <w:right w:val="single" w:sz="4" w:space="0" w:color="auto"/>
+            </w:tcBorders>
+            <w:hideMark/>
           </w:tcPr>
           <w:p>
             <w:pPr>
+              <w:rPr>
+                <w:rFonts w:cs="David"/>
+                <w:b/>
+                <w:bCs/>
+                <w:sz w:val="28"/>
+                <w:szCs w:val="28"/>
+              </w:rPr>
+            </w:pPr>
+            <w:r>
+              <w:rPr>
+                <w:rFonts w:cs="David"/>
+                <w:b/>
+                <w:bCs/>
+                <w:sz w:val="28"/>
+                <w:szCs w:val="28"/>
+                <w:rtl/>
+              </w:rPr>
+              <w:t>% הנחה</w:t>
+            </w:r>
+            <w:r>
+              <w:rPr>
+                <w:rFonts w:cs="David"/>
+                <w:b/>
+                <w:bCs/>
+                <w:sz w:val="28"/>
+                <w:szCs w:val="28"/>
+                <w:rtl/>
+              </w:rPr>
+              <w:br/>
+            </w:r>
+          </w:p>
+        </w:tc>
+        <w:tc>
+          <w:tcPr>
+            <w:tcW w:w="2414" w:type="dxa"/>
+            <w:tcBorders>
+              <w:top w:val="single" w:sz="4" w:space="0" w:color="auto"/>
+              <w:left w:val="single" w:sz="4" w:space="0" w:color="auto"/>
+              <w:bottom w:val="single" w:sz="4" w:space="0" w:color="auto"/>
+              <w:right w:val="single" w:sz="4" w:space="0" w:color="auto"/>
+            </w:tcBorders>
+          </w:tcPr>
+          <w:p>
+            <w:pPr>
+              <w:rPr>
+                <w:rFonts w:cs="David"/>
+                <w:b/>
+                <w:bCs/>
+                <w:sz w:val="28"/>
+                <w:szCs w:val="28"/>
+                <w:rtl/>
+              </w:rPr>
+            </w:pPr>
+            <w:bookmarkStart w:id="14" w:name="fldDiscount"/>
+            <w:bookmarkEnd w:id="14"/>
+            <w:r>
               <w:rPr>
                 <w:rFonts w:cs="David" w:hint="cs"/>
                 <w:b/>
@@ -2322,7 +2662,9 @@
                 <w:szCs w:val="28"/>
                 <w:rtl/>
               </w:rPr>
-            </w:pPr>
+              <w:t>{</w:t>
+            </w:r>
+            <w:proofErr w:type="spellStart"/>
             <w:r>
               <w:rPr>
                 <w:rFonts w:cs="David" w:hint="cs"/>
@@ -2332,27 +2674,10 @@
                 <w:szCs w:val="28"/>
                 <w:rtl/>
               </w:rPr>
-              <w:t>% הנחה</w:t>
+              <w:t>discountPercent</w:t>
             </w:r>
+            <w:proofErr w:type="spellEnd"/>
             <w:r>
-              <w:rPr>
-                <w:rFonts w:cs="David"/>
-                <w:b/>
-                <w:bCs/>
-                <w:sz w:val="28"/>
-                <w:szCs w:val="28"/>
-                <w:rtl/>
-              </w:rPr>
-              <w:br/>
-            </w:r>
-          </w:p>
-        </w:tc>
-        <w:tc>
-          <w:tcPr>
-            <w:tcW w:w="1764" w:type="dxa"/>
-          </w:tcPr>
-          <w:p>
-            <w:pPr>
               <w:rPr>
                 <w:rFonts w:cs="David" w:hint="cs"/>
                 <w:b/>
@@ -2361,17 +2686,7 @@
                 <w:szCs w:val="28"/>
                 <w:rtl/>
               </w:rPr>
-            </w:pPr>
-            <w:r>
-              <w:rPr>
-                <w:rFonts w:cs="David" w:hint="cs"/>
-                <w:b/>
-                <w:bCs/>
-                <w:sz w:val="28"/>
-                <w:szCs w:val="28"/>
-                <w:rtl/>
-              </w:rPr>
-              <w:t xml:space="preserve">{discountPercent}</w:t>
+              <w:t>}</w:t>
             </w:r>
           </w:p>
         </w:tc>
@@ -2380,9 +2695,62 @@
         <w:tc>
           <w:tcPr>
             <w:tcW w:w="1764" w:type="dxa"/>
+            <w:tcBorders>
+              <w:top w:val="single" w:sz="4" w:space="0" w:color="auto"/>
+              <w:left w:val="single" w:sz="4" w:space="0" w:color="auto"/>
+              <w:bottom w:val="single" w:sz="4" w:space="0" w:color="auto"/>
+              <w:right w:val="single" w:sz="4" w:space="0" w:color="auto"/>
+            </w:tcBorders>
+            <w:hideMark/>
           </w:tcPr>
           <w:p>
             <w:pPr>
+              <w:rPr>
+                <w:rFonts w:cs="David"/>
+                <w:b/>
+                <w:bCs/>
+                <w:sz w:val="28"/>
+                <w:szCs w:val="28"/>
+                <w:rtl/>
+              </w:rPr>
+            </w:pPr>
+            <w:r>
+              <w:rPr>
+                <w:rFonts w:cs="David"/>
+                <w:b/>
+                <w:bCs/>
+                <w:sz w:val="28"/>
+                <w:szCs w:val="28"/>
+                <w:rtl/>
+              </w:rPr>
+              <w:t>סה"כ לאחר הנחה</w:t>
+            </w:r>
+          </w:p>
+        </w:tc>
+        <w:tc>
+          <w:tcPr>
+            <w:tcW w:w="2414" w:type="dxa"/>
+            <w:tcBorders>
+              <w:top w:val="single" w:sz="4" w:space="0" w:color="auto"/>
+              <w:left w:val="single" w:sz="4" w:space="0" w:color="auto"/>
+              <w:bottom w:val="single" w:sz="4" w:space="0" w:color="auto"/>
+              <w:right w:val="single" w:sz="4" w:space="0" w:color="auto"/>
+            </w:tcBorders>
+          </w:tcPr>
+          <w:p>
+            <w:pPr>
+              <w:rPr>
+                <w:rFonts w:cs="David"/>
+                <w:b/>
+                <w:bCs/>
+                <w:sz w:val="28"/>
+                <w:szCs w:val="28"/>
+                <w:rtl/>
+              </w:rPr>
+            </w:pPr>
+            <w:bookmarkStart w:id="15" w:name="fldTotalAfterDiscount"/>
+            <w:bookmarkEnd w:id="15"/>
+            <w:r>
               <w:rPr>
                 <w:rFonts w:cs="David" w:hint="cs"/>
                 <w:b/>
@@ -2391,7 +2759,9 @@
                 <w:szCs w:val="28"/>
                 <w:rtl/>
               </w:rPr>
-            </w:pPr>
+              <w:t>{</w:t>
+            </w:r>
+            <w:proofErr w:type="spellStart"/>
             <w:r>
               <w:rPr>
                 <w:rFonts w:cs="David" w:hint="cs"/>
@@ -2401,16 +2771,10 @@
                 <w:szCs w:val="28"/>
                 <w:rtl/>
               </w:rPr>
-              <w:t>סה"כ לאחר הנחה</w:t>
+              <w:t>subtotalAfterDiscount</w:t>
             </w:r>
-          </w:p>
-        </w:tc>
-        <w:tc>
-          <w:tcPr>
-            <w:tcW w:w="1764" w:type="dxa"/>
-          </w:tcPr>
-          <w:p>
-            <w:pPr>
+            <w:proofErr w:type="spellEnd"/>
+            <w:r>
               <w:rPr>
                 <w:rFonts w:cs="David" w:hint="cs"/>
                 <w:b/>
@@ -2419,17 +2783,7 @@
                 <w:szCs w:val="28"/>
                 <w:rtl/>
               </w:rPr>
-            </w:pPr>
-            <w:r>
-              <w:rPr>
-                <w:rFonts w:cs="David" w:hint="cs"/>
-                <w:b/>
-                <w:bCs/>
-                <w:sz w:val="28"/>
-                <w:szCs w:val="28"/>
-                <w:rtl/>
-              </w:rPr>
-              <w:t xml:space="preserve">{subtotalAfterDiscount}</w:t>
+              <w:t>}</w:t>
             </w:r>
           </w:p>
         </w:tc>
@@ -2438,9 +2792,62 @@
         <w:tc>
           <w:tcPr>
             <w:tcW w:w="1764" w:type="dxa"/>
+            <w:tcBorders>
+              <w:top w:val="single" w:sz="4" w:space="0" w:color="auto"/>
+              <w:left w:val="single" w:sz="4" w:space="0" w:color="auto"/>
+              <w:bottom w:val="single" w:sz="4" w:space="0" w:color="auto"/>
+              <w:right w:val="single" w:sz="4" w:space="0" w:color="auto"/>
+            </w:tcBorders>
+            <w:hideMark/>
           </w:tcPr>
           <w:p>
             <w:pPr>
+              <w:rPr>
+                <w:rFonts w:cs="David"/>
+                <w:b/>
+                <w:bCs/>
+                <w:sz w:val="28"/>
+                <w:szCs w:val="28"/>
+                <w:rtl/>
+              </w:rPr>
+            </w:pPr>
+            <w:r>
+              <w:rPr>
+                <w:rFonts w:cs="David"/>
+                <w:b/>
+                <w:bCs/>
+                <w:sz w:val="28"/>
+                <w:szCs w:val="28"/>
+                <w:rtl/>
+              </w:rPr>
+              <w:t>מע"מ 18%</w:t>
+            </w:r>
+          </w:p>
+        </w:tc>
+        <w:tc>
+          <w:tcPr>
+            <w:tcW w:w="2414" w:type="dxa"/>
+            <w:tcBorders>
+              <w:top w:val="single" w:sz="4" w:space="0" w:color="auto"/>
+              <w:left w:val="single" w:sz="4" w:space="0" w:color="auto"/>
+              <w:bottom w:val="single" w:sz="4" w:space="0" w:color="auto"/>
+              <w:right w:val="single" w:sz="4" w:space="0" w:color="auto"/>
+            </w:tcBorders>
+          </w:tcPr>
+          <w:p>
+            <w:pPr>
+              <w:rPr>
+                <w:rFonts w:cs="David"/>
+                <w:b/>
+                <w:bCs/>
+                <w:sz w:val="28"/>
+                <w:szCs w:val="28"/>
+                <w:rtl/>
+              </w:rPr>
+            </w:pPr>
+            <w:bookmarkStart w:id="16" w:name="fldMAAM"/>
+            <w:bookmarkEnd w:id="16"/>
+            <w:r>
               <w:rPr>
                 <w:rFonts w:cs="David" w:hint="cs"/>
                 <w:b/>
@@ -2449,7 +2856,9 @@
                 <w:szCs w:val="28"/>
                 <w:rtl/>
               </w:rPr>
-            </w:pPr>
+              <w:t>{</w:t>
+            </w:r>
+            <w:proofErr w:type="spellStart"/>
             <w:r>
               <w:rPr>
                 <w:rFonts w:cs="David" w:hint="cs"/>
@@ -2459,8 +2868,9 @@
                 <w:szCs w:val="28"/>
                 <w:rtl/>
               </w:rPr>
-              <w:t>מע"מ 1</w:t>
+              <w:t>vatAmount</w:t>
             </w:r>
+            <w:proofErr w:type="spellEnd"/>
             <w:r>
               <w:rPr>
                 <w:rFonts w:cs="David" w:hint="cs"/>
@@ -2470,46 +2880,7 @@
                 <w:szCs w:val="28"/>
                 <w:rtl/>
               </w:rPr>
-              <w:t>8</w:t>
-            </w:r>
-            <w:r>
-              <w:rPr>
-                <w:rFonts w:cs="David" w:hint="cs"/>
-                <w:b/>
-                <w:bCs/>
-                <w:sz w:val="28"/>
-                <w:szCs w:val="28"/>
-                <w:rtl/>
-              </w:rPr>
-              <w:t>%</w:t>
-            </w:r>
-          </w:p>
-        </w:tc>
-        <w:tc>
-          <w:tcPr>
-            <w:tcW w:w="1764" w:type="dxa"/>
-          </w:tcPr>
-          <w:p>
-            <w:pPr>
-              <w:rPr>
-                <w:rFonts w:cs="David" w:hint="cs"/>
-                <w:b/>
-                <w:bCs/>
-                <w:sz w:val="28"/>
-                <w:szCs w:val="28"/>
-                <w:rtl/>
-              </w:rPr>
-            </w:pPr>
-            <w:r>
-              <w:rPr>
-                <w:rFonts w:cs="David" w:hint="cs"/>
-                <w:b/>
-                <w:bCs/>
-                <w:sz w:val="28"/>
-                <w:szCs w:val="28"/>
-                <w:rtl/>
-              </w:rPr>
-              <w:t xml:space="preserve">{vatAmount}</w:t>
+              <w:t>}</w:t>
             </w:r>
           </w:p>
         </w:tc>
@@ -2518,9 +2889,62 @@
         <w:tc>
           <w:tcPr>
             <w:tcW w:w="1764" w:type="dxa"/>
+            <w:tcBorders>
+              <w:top w:val="single" w:sz="4" w:space="0" w:color="auto"/>
+              <w:left w:val="single" w:sz="4" w:space="0" w:color="auto"/>
+              <w:bottom w:val="single" w:sz="4" w:space="0" w:color="auto"/>
+              <w:right w:val="single" w:sz="4" w:space="0" w:color="auto"/>
+            </w:tcBorders>
+            <w:hideMark/>
           </w:tcPr>
           <w:p>
             <w:pPr>
+              <w:rPr>
+                <w:rFonts w:cs="David"/>
+                <w:b/>
+                <w:bCs/>
+                <w:sz w:val="28"/>
+                <w:szCs w:val="28"/>
+                <w:rtl/>
+              </w:rPr>
+            </w:pPr>
+            <w:r>
+              <w:rPr>
+                <w:rFonts w:cs="David"/>
+                <w:b/>
+                <w:bCs/>
+                <w:sz w:val="28"/>
+                <w:szCs w:val="28"/>
+                <w:rtl/>
+              </w:rPr>
+              <w:t xml:space="preserve">סה"כ לתשלום </w:t>
+            </w:r>
+          </w:p>
+        </w:tc>
+        <w:tc>
+          <w:tcPr>
+            <w:tcW w:w="2414" w:type="dxa"/>
+            <w:tcBorders>
+              <w:top w:val="single" w:sz="4" w:space="0" w:color="auto"/>
+              <w:left w:val="single" w:sz="4" w:space="0" w:color="auto"/>
+              <w:bottom w:val="single" w:sz="4" w:space="0" w:color="auto"/>
+              <w:right w:val="single" w:sz="4" w:space="0" w:color="auto"/>
+            </w:tcBorders>
+          </w:tcPr>
+          <w:p>
+            <w:pPr>
+              <w:rPr>
+                <w:rFonts w:cs="David"/>
+                <w:b/>
+                <w:bCs/>
+                <w:sz w:val="28"/>
+                <w:szCs w:val="28"/>
+                <w:rtl/>
+              </w:rPr>
+            </w:pPr>
+            <w:bookmarkStart w:id="17" w:name="fldTotalAfterMaaM"/>
+            <w:bookmarkEnd w:id="17"/>
+            <w:r>
               <w:rPr>
                 <w:rFonts w:cs="David" w:hint="cs"/>
                 <w:b/>
@@ -2529,7 +2953,9 @@
                 <w:szCs w:val="28"/>
                 <w:rtl/>
               </w:rPr>
-            </w:pPr>
+              <w:t>{</w:t>
+            </w:r>
+            <w:proofErr w:type="spellStart"/>
             <w:r>
               <w:rPr>
                 <w:rFonts w:cs="David" w:hint="cs"/>
@@ -2539,16 +2965,10 @@
                 <w:szCs w:val="28"/>
                 <w:rtl/>
               </w:rPr>
-              <w:t xml:space="preserve">סה"כ לתשלום </w:t>
+              <w:t>totalAmount</w:t>
             </w:r>
-          </w:p>
-        </w:tc>
-        <w:tc>
-          <w:tcPr>
-            <w:tcW w:w="1764" w:type="dxa"/>
-          </w:tcPr>
-          <w:p>
-            <w:pPr>
+            <w:proofErr w:type="spellEnd"/>
+            <w:r>
               <w:rPr>
                 <w:rFonts w:cs="David" w:hint="cs"/>
                 <w:b/>
@@ -2557,741 +2977,7 @@
                 <w:szCs w:val="28"/>
                 <w:rtl/>
               </w:rPr>
-            </w:pPr>
-            <w:r>
-              <w:rPr>
-                <w:rFonts w:cs="David" w:hint="cs"/>
-                <w:b/>
-                <w:bCs/>
-                <w:sz w:val="28"/>
-                <w:szCs w:val="28"/>
-                <w:rtl/>
-              </w:rPr>
-              <w:t xml:space="preserve">{totalAmount}</w:t>
-            </w:r>
-          </w:p>
-        </w:tc>
-      </w:tr>
-    </w:tbl>
-    <w:p>
-      <w:pPr>
-        <w:rPr>
-          <w:vanish/>
-        </w:rPr>
-      </w:pPr>
-      <w:r>
-        <w:rPr>
-          <w:vanish/>
-        </w:rPr>
-        <w:t xml:space="preserve">{/hasDiscount}</w:t>
-      </w:r>
-    </w:p>
-    <w:p>
-      <w:pPr>
-        <w:rPr>
-          <w:rFonts w:cs="David"/>
-          <w:sz w:val="28"/>
-          <w:szCs w:val="28"/>
-          <w:rtl/>
-        </w:rPr>
-      </w:pPr>
-    </w:p>
-    <w:p>
-      <w:pPr>
-        <w:rPr>
-          <w:rFonts w:cs="David"/>
-          <w:sz w:val="28"/>
-          <w:szCs w:val="28"/>
-          <w:rtl/>
-        </w:rPr>
-      </w:pPr>
-    </w:p>
-    <w:p>
-      <w:pPr>
-        <w:rPr>
-          <w:rFonts w:cs="David"/>
-          <w:sz w:val="28"/>
-          <w:szCs w:val="28"/>
-          <w:rtl/>
-        </w:rPr>
-      </w:pPr>
-    </w:p>
-    <w:p>
-      <w:pPr>
-        <w:rPr>
-          <w:rFonts w:cs="David"/>
-          <w:sz w:val="28"/>
-          <w:szCs w:val="28"/>
-          <w:rtl/>
-        </w:rPr>
-      </w:pPr>
-    </w:p>
-    <w:p>
-      <w:pPr>
-        <w:rPr>
-          <w:rFonts w:cs="David"/>
-          <w:sz w:val="28"/>
-          <w:szCs w:val="28"/>
-          <w:rtl/>
-        </w:rPr>
-      </w:pPr>
-    </w:p>
-    <w:p>
-      <w:pPr>
-        <w:rPr>
-          <w:rFonts w:cs="David"/>
-          <w:sz w:val="28"/>
-          <w:szCs w:val="28"/>
-          <w:rtl/>
-        </w:rPr>
-      </w:pPr>
-    </w:p>
-    <w:p>
-      <w:pPr>
-        <w:rPr>
-          <w:rFonts w:cs="David"/>
-          <w:sz w:val="28"/>
-          <w:szCs w:val="28"/>
-          <w:rtl/>
-        </w:rPr>
-      </w:pPr>
-    </w:p>
-    <w:p>
-      <w:pPr>
-        <w:rPr>
-          <w:rFonts w:cs="David"/>
-          <w:sz w:val="28"/>
-          <w:szCs w:val="28"/>
-          <w:rtl/>
-        </w:rPr>
-      </w:pPr>
-    </w:p>
-    <w:p>
-      <w:pPr>
-        <w:rPr>
-          <w:rFonts w:cs="David"/>
-          <w:sz w:val="28"/>
-          <w:szCs w:val="28"/>
-          <w:rtl/>
-        </w:rPr>
-      </w:pPr>
-    </w:p>
-    <w:p>
-      <w:pPr>
-        <w:rPr>
-          <w:rFonts w:cs="David"/>
-          <w:sz w:val="28"/>
-          <w:szCs w:val="28"/>
-          <w:rtl/>
-        </w:rPr>
-      </w:pPr>
-    </w:p>
-    <w:p>
-      <w:pPr>
-        <w:rPr>
-          <w:vanish/>
-        </w:rPr>
-      </w:pPr>
-      <w:r>
-        <w:rPr>
-          <w:vanish/>
-        </w:rPr>
-        <w:t xml:space="preserve">{^hasDiscount}</w:t>
-      </w:r>
-    </w:p>
-    <w:tbl>
-      <w:tblPr>
-        <w:bidiVisual/>
-        <w:tblW w:w="0" w:type="auto"/>
-        <w:tblBorders>
-          <w:top w:val="single" w:sz="4" w:space="0" w:color="auto"/>
-          <w:left w:val="single" w:sz="4" w:space="0" w:color="auto"/>
-          <w:bottom w:val="single" w:sz="4" w:space="0" w:color="auto"/>
-          <w:right w:val="single" w:sz="4" w:space="0" w:color="auto"/>
-          <w:insideH w:val="single" w:sz="4" w:space="0" w:color="auto"/>
-          <w:insideV w:val="single" w:sz="4" w:space="0" w:color="auto"/>
-        </w:tblBorders>
-        <w:tblLook w:val="04A0" w:firstRow="1" w:lastRow="0" w:firstColumn="1" w:lastColumn="0" w:noHBand="0" w:noVBand="1"/>
-      </w:tblPr>
-      <w:tblGrid>
-        <w:gridCol w:w="911"/>
-        <w:gridCol w:w="911"/>
-        <w:gridCol w:w="3142"/>
-        <w:gridCol w:w="851"/>
-        <w:gridCol w:w="1177"/>
-        <w:gridCol w:w="1764"/>
-      </w:tblGrid>
-      <w:tr>
-        <w:tc>
-          <w:tcPr>
-            <w:tcW w:w="911" w:type="dxa"/>
-          </w:tcPr>
-          <w:p>
-            <w:pPr>
-              <w:rPr>
-                <w:rFonts w:cs="David"/>
-                <w:b/>
-                <w:bCs/>
-                <w:sz w:val="28"/>
-                <w:szCs w:val="28"/>
-                <w:rtl/>
-              </w:rPr>
-            </w:pPr>
-            <w:r>
-              <w:rPr>
-                <w:rFonts w:cs="David" w:hint="cs"/>
-                <w:b/>
-                <w:bCs/>
-                <w:sz w:val="28"/>
-                <w:szCs w:val="28"/>
-                <w:rtl/>
-              </w:rPr>
-              <w:t>שורה</w:t>
-            </w:r>
-          </w:p>
-        </w:tc>
-        <w:tc>
-          <w:tcPr>
-            <w:tcW w:w="911" w:type="dxa"/>
-          </w:tcPr>
-          <w:p>
-            <w:pPr>
-              <w:rPr>
-                <w:rFonts w:cs="David"/>
-                <w:b/>
-                <w:bCs/>
-                <w:sz w:val="28"/>
-                <w:szCs w:val="28"/>
-                <w:rtl/>
-              </w:rPr>
-            </w:pPr>
-            <w:r>
-              <w:rPr>
-                <w:rFonts w:cs="David" w:hint="cs"/>
-                <w:b/>
-                <w:bCs/>
-                <w:sz w:val="28"/>
-                <w:szCs w:val="28"/>
-                <w:rtl/>
-              </w:rPr>
-              <w:t xml:space="preserve">מק"ט </w:t>
-            </w:r>
-          </w:p>
-        </w:tc>
-        <w:tc>
-          <w:tcPr>
-            <w:tcW w:w="3142" w:type="dxa"/>
-          </w:tcPr>
-          <w:p>
-            <w:pPr>
-              <w:rPr>
-                <w:rFonts w:cs="David"/>
-                <w:b/>
-                <w:bCs/>
-                <w:sz w:val="28"/>
-                <w:szCs w:val="28"/>
-                <w:rtl/>
-              </w:rPr>
-            </w:pPr>
-            <w:r>
-              <w:rPr>
-                <w:rFonts w:cs="David" w:hint="cs"/>
-                <w:b/>
-                <w:bCs/>
-                <w:sz w:val="28"/>
-                <w:szCs w:val="28"/>
-                <w:rtl/>
-              </w:rPr>
-              <w:t>תיאור המוצר</w:t>
-            </w:r>
-          </w:p>
-        </w:tc>
-        <w:tc>
-          <w:tcPr>
-            <w:tcW w:w="851" w:type="dxa"/>
-          </w:tcPr>
-          <w:p>
-            <w:pPr>
-              <w:rPr>
-                <w:rFonts w:cs="David"/>
-                <w:b/>
-                <w:bCs/>
-                <w:sz w:val="28"/>
-                <w:szCs w:val="28"/>
-                <w:rtl/>
-              </w:rPr>
-            </w:pPr>
-            <w:r>
-              <w:rPr>
-                <w:rFonts w:cs="David" w:hint="cs"/>
-                <w:b/>
-                <w:bCs/>
-                <w:sz w:val="28"/>
-                <w:szCs w:val="28"/>
-                <w:rtl/>
-              </w:rPr>
-              <w:t>כמות</w:t>
-            </w:r>
-          </w:p>
-        </w:tc>
-        <w:tc>
-          <w:tcPr>
-            <w:tcW w:w="1177" w:type="dxa"/>
-          </w:tcPr>
-          <w:p>
-            <w:pPr>
-              <w:rPr>
-                <w:rFonts w:cs="David"/>
-                <w:b/>
-                <w:bCs/>
-                <w:sz w:val="28"/>
-                <w:szCs w:val="28"/>
-                <w:rtl/>
-              </w:rPr>
-            </w:pPr>
-            <w:r>
-              <w:rPr>
-                <w:rFonts w:cs="David" w:hint="cs"/>
-                <w:b/>
-                <w:bCs/>
-                <w:sz w:val="28"/>
-                <w:szCs w:val="28"/>
-                <w:rtl/>
-              </w:rPr>
-              <w:t>מחיר ליחידה</w:t>
-            </w:r>
-          </w:p>
-        </w:tc>
-        <w:tc>
-          <w:tcPr>
-            <w:tcW w:w="1764" w:type="dxa"/>
-          </w:tcPr>
-          <w:p>
-            <w:pPr>
-              <w:rPr>
-                <w:rFonts w:cs="David"/>
-                <w:b/>
-                <w:bCs/>
-                <w:sz w:val="28"/>
-                <w:szCs w:val="28"/>
-                <w:rtl/>
-              </w:rPr>
-            </w:pPr>
-            <w:r>
-              <w:rPr>
-                <w:rFonts w:cs="David" w:hint="cs"/>
-                <w:b/>
-                <w:bCs/>
-                <w:sz w:val="28"/>
-                <w:szCs w:val="28"/>
-                <w:rtl/>
-              </w:rPr>
-              <w:t>סה"כ ₪</w:t>
-            </w:r>
-          </w:p>
-          <w:p>
-            <w:pPr>
-              <w:rPr>
-                <w:rFonts w:cs="David"/>
-                <w:b/>
-                <w:bCs/>
-                <w:sz w:val="28"/>
-                <w:szCs w:val="28"/>
-                <w:rtl/>
-              </w:rPr>
-            </w:pPr>
-          </w:p>
-        </w:tc>
-      </w:tr>
-      <w:tr>
-        <w:tc>
-          <w:tcPr>
-            <w:tcW w:w="911" w:type="dxa"/>
-          </w:tcPr>
-          <w:p>
-            <w:pPr>
-              <w:rPr>
-                <w:rFonts w:cs="David"/>
-                <w:b/>
-                <w:bCs/>
-                <w:sz w:val="28"/>
-                <w:szCs w:val="28"/>
-                <w:rtl/>
-              </w:rPr>
-            </w:pPr>
-            <w:r>
-              <w:rPr>
-                <w:rFonts w:cs="David" w:hint="cs"/>
-                <w:b/>
-                <w:bCs/>
-                <w:sz w:val="28"/>
-                <w:szCs w:val="28"/>
-                <w:rtl/>
-              </w:rPr>
-              <w:t xml:space="preserve">{#items}{lineNumber}</w:t>
-            </w:r>
-          </w:p>
-        </w:tc>
-        <w:tc>
-          <w:tcPr>
-            <w:tcW w:w="911" w:type="dxa"/>
-          </w:tcPr>
-          <w:p>
-            <w:pPr>
-              <w:rPr>
-                <w:rFonts w:cs="David"/>
-                <w:b/>
-                <w:bCs/>
-                <w:sz w:val="28"/>
-                <w:szCs w:val="28"/>
-                <w:rtl/>
-              </w:rPr>
-            </w:pPr>
-            <w:r>
-              <w:rPr>
-                <w:rFonts w:cs="David" w:hint="cs"/>
-                <w:b/>
-                <w:bCs/>
-                <w:sz w:val="28"/>
-                <w:szCs w:val="28"/>
-                <w:rtl/>
-              </w:rPr>
-              <w:t xml:space="preserve">{itemCode}</w:t>
-            </w:r>
-          </w:p>
-        </w:tc>
-        <w:tc>
-          <w:tcPr>
-            <w:tcW w:w="3142" w:type="dxa"/>
-          </w:tcPr>
-          <w:p>
-            <w:pPr>
-              <w:rPr>
-                <w:rFonts w:cs="David"/>
-                <w:b/>
-                <w:bCs/>
-                <w:sz w:val="28"/>
-                <w:szCs w:val="28"/>
-                <w:rtl/>
-              </w:rPr>
-            </w:pPr>
-            <w:r>
-              <w:rPr>
-                <w:rFonts w:cs="David" w:hint="cs"/>
-                <w:b/>
-                <w:bCs/>
-                <w:sz w:val="28"/>
-                <w:szCs w:val="28"/>
-                <w:rtl/>
-              </w:rPr>
-              <w:t xml:space="preserve">{description}</w:t>
-            </w:r>
-          </w:p>
-        </w:tc>
-        <w:tc>
-          <w:tcPr>
-            <w:tcW w:w="851" w:type="dxa"/>
-          </w:tcPr>
-          <w:p>
-            <w:pPr>
-              <w:rPr>
-                <w:rFonts w:cs="David"/>
-                <w:b/>
-                <w:bCs/>
-                <w:sz w:val="28"/>
-                <w:szCs w:val="28"/>
-                <w:rtl/>
-              </w:rPr>
-            </w:pPr>
-            <w:r>
-              <w:rPr>
-                <w:rFonts w:cs="David" w:hint="cs"/>
-                <w:b/>
-                <w:bCs/>
-                <w:sz w:val="28"/>
-                <w:szCs w:val="28"/>
-                <w:rtl/>
-              </w:rPr>
-              <w:t xml:space="preserve">{quantity}</w:t>
-            </w:r>
-          </w:p>
-        </w:tc>
-        <w:tc>
-          <w:tcPr>
-            <w:tcW w:w="1177" w:type="dxa"/>
-          </w:tcPr>
-          <w:p>
-            <w:pPr>
-              <w:rPr>
-                <w:rFonts w:cs="David"/>
-                <w:b/>
-                <w:bCs/>
-                <w:sz w:val="28"/>
-                <w:szCs w:val="28"/>
-                <w:rtl/>
-              </w:rPr>
-            </w:pPr>
-            <w:r>
-              <w:rPr>
-                <w:rFonts w:cs="David" w:hint="cs"/>
-                <w:b/>
-                <w:bCs/>
-                <w:sz w:val="28"/>
-                <w:szCs w:val="28"/>
-                <w:rtl/>
-              </w:rPr>
-              <w:t xml:space="preserve">{unitPrice}</w:t>
-            </w:r>
-          </w:p>
-        </w:tc>
-        <w:tc>
-          <w:tcPr>
-            <w:tcW w:w="1764" w:type="dxa"/>
-          </w:tcPr>
-          <w:p>
-            <w:pPr>
-              <w:rPr>
-                <w:rFonts w:cs="David" w:hint="cs"/>
-                <w:b/>
-                <w:bCs/>
-                <w:sz w:val="28"/>
-                <w:szCs w:val="28"/>
-                <w:rtl/>
-              </w:rPr>
-            </w:pPr>
-            <w:r>
-              <w:rPr>
-                <w:rFonts w:cs="David" w:hint="cs"/>
-                <w:b/>
-                <w:bCs/>
-                <w:sz w:val="28"/>
-                <w:szCs w:val="28"/>
-                <w:rtl/>
-              </w:rPr>
-              <w:t xml:space="preserve">{lineTotal}{/items}</w:t>
-            </w:r>
-          </w:p>
-        </w:tc>
-      </w:tr>
-    </w:tbl>
-    <w:p>
-      <w:pPr>
-        <w:rPr>
-          <w:vanish/>
-        </w:rPr>
-      </w:pPr>
-    </w:p>
-    <w:tbl>
-      <w:tblPr>
-        <w:tblpPr w:leftFromText="180" w:rightFromText="180" w:vertAnchor="text" w:horzAnchor="page" w:tblpX="2434" w:tblpY="249"/>
-        <w:bidiVisual/>
-        <w:tblW w:w="0" w:type="auto"/>
-        <w:tblBorders>
-          <w:top w:val="single" w:sz="4" w:space="0" w:color="auto"/>
-          <w:left w:val="single" w:sz="4" w:space="0" w:color="auto"/>
-          <w:bottom w:val="single" w:sz="4" w:space="0" w:color="auto"/>
-          <w:right w:val="single" w:sz="4" w:space="0" w:color="auto"/>
-          <w:insideH w:val="single" w:sz="4" w:space="0" w:color="auto"/>
-          <w:insideV w:val="single" w:sz="4" w:space="0" w:color="auto"/>
-        </w:tblBorders>
-        <w:tblLook w:val="04A0" w:firstRow="1" w:lastRow="0" w:firstColumn="1" w:lastColumn="0" w:noHBand="0" w:noVBand="1"/>
-      </w:tblPr>
-      <w:tblGrid>
-        <w:gridCol w:w="1764"/>
-        <w:gridCol w:w="1764"/>
-      </w:tblGrid>
-      <w:tr>
-        <w:tc>
-          <w:tcPr>
-            <w:tcW w:w="1764" w:type="dxa"/>
-          </w:tcPr>
-          <w:p>
-            <w:pPr>
-              <w:rPr>
-                <w:rFonts w:cs="David"/>
-                <w:b/>
-                <w:bCs/>
-                <w:sz w:val="28"/>
-                <w:szCs w:val="28"/>
-                <w:rtl/>
-              </w:rPr>
-            </w:pPr>
-            <w:r>
-              <w:rPr>
-                <w:rFonts w:cs="David" w:hint="cs"/>
-                <w:b/>
-                <w:bCs/>
-                <w:sz w:val="28"/>
-                <w:szCs w:val="28"/>
-                <w:rtl/>
-              </w:rPr>
-              <w:t>סה"כ</w:t>
-            </w:r>
-          </w:p>
-        </w:tc>
-        <w:tc>
-          <w:tcPr>
-            <w:tcW w:w="1764" w:type="dxa"/>
-          </w:tcPr>
-          <w:p>
-            <w:pPr>
-              <w:rPr>
-                <w:rFonts w:cs="David"/>
-                <w:b/>
-                <w:bCs/>
-                <w:sz w:val="28"/>
-                <w:szCs w:val="28"/>
-                <w:rtl/>
-              </w:rPr>
-            </w:pPr>
-            <w:r>
-              <w:rPr>
-                <w:rFonts w:cs="David" w:hint="cs"/>
-                <w:b/>
-                <w:bCs/>
-                <w:sz w:val="28"/>
-                <w:szCs w:val="28"/>
-                <w:rtl/>
-              </w:rPr>
-              <w:t xml:space="preserve">{subtotalAfterDiscount}</w:t>
-            </w:r>
-          </w:p>
-        </w:tc>
-      </w:tr>
-      <w:tr>
-        <w:tc>
-          <w:tcPr>
-            <w:tcW w:w="1764" w:type="dxa"/>
-          </w:tcPr>
-          <w:p>
-            <w:pPr>
-              <w:rPr>
-                <w:rFonts w:cs="David"/>
-                <w:b/>
-                <w:bCs/>
-                <w:sz w:val="28"/>
-                <w:szCs w:val="28"/>
-                <w:rtl/>
-              </w:rPr>
-            </w:pPr>
-            <w:r>
-              <w:rPr>
-                <w:rFonts w:cs="David" w:hint="cs"/>
-                <w:b/>
-                <w:bCs/>
-                <w:sz w:val="28"/>
-                <w:szCs w:val="28"/>
-                <w:rtl/>
-              </w:rPr>
-              <w:t>מע"מ 1</w:t>
-            </w:r>
-            <w:r>
-              <w:rPr>
-                <w:rFonts w:cs="David" w:hint="cs"/>
-                <w:b/>
-                <w:bCs/>
-                <w:sz w:val="28"/>
-                <w:szCs w:val="28"/>
-                <w:rtl/>
-              </w:rPr>
-              <w:t>8</w:t>
-            </w:r>
-            <w:r>
-              <w:rPr>
-                <w:rFonts w:cs="David" w:hint="cs"/>
-                <w:b/>
-                <w:bCs/>
-                <w:sz w:val="28"/>
-                <w:szCs w:val="28"/>
-                <w:rtl/>
-              </w:rPr>
-              <w:t>%</w:t>
-            </w:r>
-          </w:p>
-        </w:tc>
-        <w:tc>
-          <w:tcPr>
-            <w:tcW w:w="1764" w:type="dxa"/>
-          </w:tcPr>
-          <w:p>
-            <w:pPr>
-              <w:rPr>
-                <w:rFonts w:cs="David"/>
-                <w:b/>
-                <w:bCs/>
-                <w:sz w:val="28"/>
-                <w:szCs w:val="28"/>
-                <w:rtl/>
-              </w:rPr>
-            </w:pPr>
-            <w:r>
-              <w:rPr>
-                <w:rFonts w:cs="David" w:hint="cs"/>
-                <w:b/>
-                <w:bCs/>
-                <w:sz w:val="28"/>
-                <w:szCs w:val="28"/>
-                <w:rtl/>
-              </w:rPr>
-              <w:t xml:space="preserve">{vatAmount}</w:t>
-            </w:r>
-          </w:p>
-        </w:tc>
-      </w:tr>
-      <w:tr>
-        <w:tc>
-          <w:tcPr>
-            <w:tcW w:w="1764" w:type="dxa"/>
-          </w:tcPr>
-          <w:p>
-            <w:pPr>
-              <w:rPr>
-                <w:rFonts w:cs="David"/>
-                <w:b/>
-                <w:bCs/>
-                <w:sz w:val="28"/>
-                <w:szCs w:val="28"/>
-                <w:rtl/>
-              </w:rPr>
-            </w:pPr>
-            <w:r>
-              <w:rPr>
-                <w:rFonts w:cs="David" w:hint="cs"/>
-                <w:b/>
-                <w:bCs/>
-                <w:sz w:val="28"/>
-                <w:szCs w:val="28"/>
-                <w:rtl/>
-              </w:rPr>
-              <w:t xml:space="preserve">סה"כ לתשלום </w:t>
-            </w:r>
-          </w:p>
-        </w:tc>
-        <w:tc>
-          <w:tcPr>
-            <w:tcW w:w="1764" w:type="dxa"/>
-          </w:tcPr>
-          <w:p>
-            <w:pPr>
-              <w:rPr>
-                <w:rFonts w:cs="David"/>
-                <w:b/>
-                <w:bCs/>
-                <w:sz w:val="28"/>
-                <w:szCs w:val="28"/>
-                <w:rtl/>
-              </w:rPr>
-            </w:pPr>
-            <w:r>
-              <w:rPr>
-                <w:rFonts w:cs="David" w:hint="cs"/>
-                <w:b/>
-                <w:bCs/>
-                <w:sz w:val="28"/>
-                <w:szCs w:val="28"/>
-                <w:rtl/>
-              </w:rPr>
-              <w:t xml:space="preserve">{totalAmount}</w:t>
+              <w:t>}</w:t>
             </w:r>
           </w:p>
         </w:tc>

--- a/apps/api/templates/קרינה-הצעת-מחיר-לחומרי-מיגון-קרינה-אלקטרומגנטית.docx
+++ b/apps/api/templates/קרינה-הצעת-מחיר-לחומרי-מיגון-קרינה-אלקטרומגנטית.docx
@@ -1836,24 +1836,12 @@
         <w:t>חירים ותשלומים:</w:t>
       </w:r>
     </w:p>
-    <w:p>
-      <w:pPr>
-        <w:rPr>
-          <w:vanish/>
-        </w:rPr>
-      </w:pPr>
-      <w:r>
-        <w:rPr>
-          <w:vanish/>
-        </w:rPr>
-        <w:t xml:space="preserve">{#hasDiscount}</w:t>
-      </w:r>
-    </w:p>
     <w:tbl>
       <w:tblPr>
         <w:bidiVisual/>
-        <w:tblW w:w="10466" w:type="dxa"/>
-        <w:tblLayout w:type="fixed"/>
+        <w:tblW w:w="0" w:type="auto"/>
+        <w:tblLayout w:type="autofit"/>
+        <w:jc w:val="right"/>
         <w:tblBorders>
           <w:top w:val="single" w:sz="4" w:space="0" w:color="auto"/>
           <w:left w:val="single" w:sz="4" w:space="0" w:color="auto"/>
@@ -1865,30 +1853,23 @@
         <w:tblLook w:val="04A0" w:firstRow="1" w:lastRow="0" w:firstColumn="1" w:lastColumn="0" w:noHBand="0" w:noVBand="1"/>
       </w:tblPr>
       <w:tblGrid>
-        <w:gridCol w:w="700"/>
-        <w:gridCol w:w="900"/>
-        <w:gridCol w:w="2900"/>
-        <w:gridCol w:w="900"/>
-        <w:gridCol w:w="1400"/>
-        <w:gridCol w:w="1400"/>
-        <w:gridCol w:w="2266"/>
+        <w:gridCol/>
+        <w:gridCol/>
+        <w:gridCol/>
+        <w:gridCol/>
+        <w:gridCol/>
+        <w:gridCol/>
+        <w:gridCol/>
       </w:tblGrid>
       <w:tr>
         <w:tc>
           <w:tcPr>
-            <w:tcW w:w="700" w:type="dxa"/>
-            <w:tcBorders>
-              <w:top w:val="single" w:sz="4" w:space="0" w:color="auto"/>
-              <w:left w:val="single" w:sz="4" w:space="0" w:color="auto"/>
-              <w:bottom w:val="single" w:sz="4" w:space="0" w:color="auto"/>
-              <w:right w:val="single" w:sz="4" w:space="0" w:color="auto"/>
-            </w:tcBorders>
-            <w:hideMark/>
+            <w:tcW w:w="0" w:type="auto"/>
           </w:tcPr>
           <w:p>
             <w:pPr>
               <w:rPr>
-                <w:rFonts w:cs="David"/>
+                <w:rFonts w:cs="David" w:hint="cs"/>
                 <w:b/>
                 <w:bCs/>
                 <w:sz w:val="28"/>
@@ -1898,7 +1879,7 @@
             </w:pPr>
             <w:r>
               <w:rPr>
-                <w:rFonts w:cs="David"/>
+                <w:rFonts w:cs="David" w:hint="cs"/>
                 <w:b/>
                 <w:bCs/>
                 <w:sz w:val="28"/>
@@ -1911,19 +1892,12 @@
         </w:tc>
         <w:tc>
           <w:tcPr>
-            <w:tcW w:w="900" w:type="dxa"/>
-            <w:tcBorders>
-              <w:top w:val="single" w:sz="4" w:space="0" w:color="auto"/>
-              <w:left w:val="single" w:sz="4" w:space="0" w:color="auto"/>
-              <w:bottom w:val="single" w:sz="4" w:space="0" w:color="auto"/>
-              <w:right w:val="single" w:sz="4" w:space="0" w:color="auto"/>
-            </w:tcBorders>
-            <w:hideMark/>
+            <w:tcW w:w="0" w:type="auto"/>
           </w:tcPr>
           <w:p>
             <w:pPr>
               <w:rPr>
-                <w:rFonts w:cs="David"/>
+                <w:rFonts w:cs="David" w:hint="cs"/>
                 <w:b/>
                 <w:bCs/>
                 <w:sz w:val="28"/>
@@ -1933,7 +1907,7 @@
             </w:pPr>
             <w:r>
               <w:rPr>
-                <w:rFonts w:cs="David"/>
+                <w:rFonts w:cs="David" w:hint="cs"/>
                 <w:b/>
                 <w:bCs/>
                 <w:sz w:val="28"/>
@@ -1946,19 +1920,12 @@
         </w:tc>
         <w:tc>
           <w:tcPr>
-            <w:tcW w:w="2900" w:type="dxa"/>
-            <w:tcBorders>
-              <w:top w:val="single" w:sz="4" w:space="0" w:color="auto"/>
-              <w:left w:val="single" w:sz="4" w:space="0" w:color="auto"/>
-              <w:bottom w:val="single" w:sz="4" w:space="0" w:color="auto"/>
-              <w:right w:val="single" w:sz="4" w:space="0" w:color="auto"/>
-            </w:tcBorders>
-            <w:hideMark/>
+            <w:tcW w:w="0" w:type="auto"/>
           </w:tcPr>
           <w:p>
             <w:pPr>
               <w:rPr>
-                <w:rFonts w:cs="David"/>
+                <w:rFonts w:cs="David" w:hint="cs"/>
                 <w:b/>
                 <w:bCs/>
                 <w:sz w:val="28"/>
@@ -1968,7 +1935,7 @@
             </w:pPr>
             <w:r>
               <w:rPr>
-                <w:rFonts w:cs="David"/>
+                <w:rFonts w:cs="David" w:hint="cs"/>
                 <w:b/>
                 <w:bCs/>
                 <w:sz w:val="28"/>
@@ -1981,19 +1948,12 @@
         </w:tc>
         <w:tc>
           <w:tcPr>
-            <w:tcW w:w="900" w:type="dxa"/>
-            <w:tcBorders>
-              <w:top w:val="single" w:sz="4" w:space="0" w:color="auto"/>
-              <w:left w:val="single" w:sz="4" w:space="0" w:color="auto"/>
-              <w:bottom w:val="single" w:sz="4" w:space="0" w:color="auto"/>
-              <w:right w:val="single" w:sz="4" w:space="0" w:color="auto"/>
-            </w:tcBorders>
-            <w:hideMark/>
+            <w:tcW w:w="0" w:type="auto"/>
           </w:tcPr>
           <w:p>
             <w:pPr>
               <w:rPr>
-                <w:rFonts w:cs="David"/>
+                <w:rFonts w:cs="David" w:hint="cs"/>
                 <w:b/>
                 <w:bCs/>
                 <w:sz w:val="28"/>
@@ -2003,7 +1963,7 @@
             </w:pPr>
             <w:r>
               <w:rPr>
-                <w:rFonts w:cs="David"/>
+                <w:rFonts w:cs="David" w:hint="cs"/>
                 <w:b/>
                 <w:bCs/>
                 <w:sz w:val="28"/>
@@ -2016,19 +1976,12 @@
         </w:tc>
         <w:tc>
           <w:tcPr>
-            <w:tcW w:w="1400" w:type="dxa"/>
-            <w:tcBorders>
-              <w:top w:val="single" w:sz="4" w:space="0" w:color="auto"/>
-              <w:left w:val="single" w:sz="4" w:space="0" w:color="auto"/>
-              <w:bottom w:val="single" w:sz="4" w:space="0" w:color="auto"/>
-              <w:right w:val="single" w:sz="4" w:space="0" w:color="auto"/>
-            </w:tcBorders>
-            <w:hideMark/>
+            <w:tcW w:w="0" w:type="auto"/>
           </w:tcPr>
           <w:p>
             <w:pPr>
               <w:rPr>
-                <w:rFonts w:cs="David"/>
+                <w:rFonts w:cs="David" w:hint="cs"/>
                 <w:b/>
                 <w:bCs/>
                 <w:sz w:val="28"/>
@@ -2038,7 +1991,7 @@
             </w:pPr>
             <w:r>
               <w:rPr>
-                <w:rFonts w:cs="David"/>
+                <w:rFonts w:cs="David" w:hint="cs"/>
                 <w:b/>
                 <w:bCs/>
                 <w:sz w:val="28"/>
@@ -2051,19 +2004,12 @@
         </w:tc>
         <w:tc>
           <w:tcPr>
-            <w:tcW w:w="1400" w:type="dxa"/>
-            <w:tcBorders>
-              <w:top w:val="single" w:sz="4" w:space="0" w:color="auto"/>
-              <w:left w:val="single" w:sz="4" w:space="0" w:color="auto"/>
-              <w:bottom w:val="single" w:sz="4" w:space="0" w:color="auto"/>
-              <w:right w:val="single" w:sz="4" w:space="0" w:color="auto"/>
-            </w:tcBorders>
-            <w:hideMark/>
+            <w:tcW w:w="0" w:type="auto"/>
           </w:tcPr>
           <w:p>
             <w:pPr>
               <w:rPr>
-                <w:rFonts w:cs="David"/>
+                <w:rFonts w:cs="David" w:hint="cs"/>
                 <w:b/>
                 <w:bCs/>
                 <w:sz w:val="28"/>
@@ -2073,7 +2019,7 @@
             </w:pPr>
             <w:r>
               <w:rPr>
-                <w:rFonts w:cs="David"/>
+                <w:rFonts w:cs="David" w:hint="cs"/>
                 <w:b/>
                 <w:bCs/>
                 <w:sz w:val="28"/>
@@ -2086,18 +2032,12 @@
         </w:tc>
         <w:tc>
           <w:tcPr>
-            <w:tcW w:w="2266" w:type="dxa"/>
-            <w:tcBorders>
-              <w:top w:val="single" w:sz="4" w:space="0" w:color="auto"/>
-              <w:left w:val="single" w:sz="4" w:space="0" w:color="auto"/>
-              <w:bottom w:val="single" w:sz="4" w:space="0" w:color="auto"/>
-              <w:right w:val="single" w:sz="4" w:space="0" w:color="auto"/>
-            </w:tcBorders>
+            <w:tcW w:w="0" w:type="auto"/>
           </w:tcPr>
           <w:p>
             <w:pPr>
               <w:rPr>
-                <w:rFonts w:cs="David"/>
+                <w:rFonts w:cs="David" w:hint="cs"/>
                 <w:b/>
                 <w:bCs/>
                 <w:sz w:val="28"/>
@@ -2107,7 +2047,7 @@
             </w:pPr>
             <w:r>
               <w:rPr>
-                <w:rFonts w:cs="David"/>
+                <w:rFonts w:cs="David" w:hint="cs"/>
                 <w:b/>
                 <w:bCs/>
                 <w:sz w:val="28"/>
@@ -2120,7 +2060,7 @@
           <w:p>
             <w:pPr>
               <w:rPr>
-                <w:rFonts w:cs="David"/>
+                <w:rFonts w:cs="David" w:hint="cs"/>
                 <w:b/>
                 <w:bCs/>
                 <w:sz w:val="28"/>
@@ -2134,18 +2074,12 @@
       <w:tr>
         <w:tc>
           <w:tcPr>
-            <w:tcW w:w="700" w:type="dxa"/>
-            <w:tcBorders>
-              <w:top w:val="single" w:sz="4" w:space="0" w:color="auto"/>
-              <w:left w:val="single" w:sz="4" w:space="0" w:color="auto"/>
-              <w:bottom w:val="single" w:sz="4" w:space="0" w:color="auto"/>
-              <w:right w:val="single" w:sz="4" w:space="0" w:color="auto"/>
-            </w:tcBorders>
+            <w:tcW w:w="0" w:type="auto"/>
           </w:tcPr>
           <w:p>
             <w:pPr>
               <w:rPr>
-                <w:rFonts w:cs="David"/>
+                <w:rFonts w:cs="David" w:hint="cs"/>
                 <w:b/>
                 <w:bCs/>
                 <w:sz w:val="28"/>
@@ -2170,18 +2104,12 @@
         </w:tc>
         <w:tc>
           <w:tcPr>
-            <w:tcW w:w="900" w:type="dxa"/>
-            <w:tcBorders>
-              <w:top w:val="single" w:sz="4" w:space="0" w:color="auto"/>
-              <w:left w:val="single" w:sz="4" w:space="0" w:color="auto"/>
-              <w:bottom w:val="single" w:sz="4" w:space="0" w:color="auto"/>
-              <w:right w:val="single" w:sz="4" w:space="0" w:color="auto"/>
-            </w:tcBorders>
+            <w:tcW w:w="0" w:type="auto"/>
           </w:tcPr>
           <w:p>
             <w:pPr>
               <w:rPr>
-                <w:rFonts w:cs="David"/>
+                <w:rFonts w:cs="David" w:hint="cs"/>
                 <w:b/>
                 <w:bCs/>
                 <w:sz w:val="28"/>
@@ -2189,8 +2117,6 @@
                 <w:rtl/>
               </w:rPr>
             </w:pPr>
-            <w:bookmarkStart w:id="8" w:name="fldMakat"/>
-            <w:bookmarkEnd w:id="8"/>
             <w:r>
               <w:rPr>
                 <w:rFonts w:cs="David" w:hint="cs"/>
@@ -2200,9 +2126,25 @@
                 <w:szCs w:val="28"/>
                 <w:rtl/>
               </w:rPr>
-              <w:t>{</w:t>
+              <w:t xml:space="preserve">{itemCode}</w:t>
             </w:r>
-            <w:proofErr w:type="spellStart"/>
+          </w:p>
+        </w:tc>
+        <w:tc>
+          <w:tcPr>
+            <w:tcW w:w="0" w:type="auto"/>
+          </w:tcPr>
+          <w:p>
+            <w:pPr>
+              <w:rPr>
+                <w:rFonts w:cs="David" w:hint="cs"/>
+                <w:b/>
+                <w:bCs/>
+                <w:sz w:val="28"/>
+                <w:szCs w:val="28"/>
+                <w:rtl/>
+              </w:rPr>
+            </w:pPr>
             <w:r>
               <w:rPr>
                 <w:rFonts w:cs="David" w:hint="cs"/>
@@ -2212,9 +2154,25 @@
                 <w:szCs w:val="28"/>
                 <w:rtl/>
               </w:rPr>
-              <w:t>itemCode</w:t>
+              <w:t xml:space="preserve">{description}</w:t>
             </w:r>
-            <w:proofErr w:type="spellEnd"/>
+          </w:p>
+        </w:tc>
+        <w:tc>
+          <w:tcPr>
+            <w:tcW w:w="0" w:type="auto"/>
+          </w:tcPr>
+          <w:p>
+            <w:pPr>
+              <w:rPr>
+                <w:rFonts w:cs="David" w:hint="cs"/>
+                <w:b/>
+                <w:bCs/>
+                <w:sz w:val="28"/>
+                <w:szCs w:val="28"/>
+                <w:rtl/>
+              </w:rPr>
+            </w:pPr>
             <w:r>
               <w:rPr>
                 <w:rFonts w:cs="David" w:hint="cs"/>
@@ -2224,24 +2182,18 @@
                 <w:szCs w:val="28"/>
                 <w:rtl/>
               </w:rPr>
-              <w:t>}</w:t>
+              <w:t xml:space="preserve">{quantity}</w:t>
             </w:r>
           </w:p>
         </w:tc>
         <w:tc>
           <w:tcPr>
-            <w:tcW w:w="2900" w:type="dxa"/>
-            <w:tcBorders>
-              <w:top w:val="single" w:sz="4" w:space="0" w:color="auto"/>
-              <w:left w:val="single" w:sz="4" w:space="0" w:color="auto"/>
-              <w:bottom w:val="single" w:sz="4" w:space="0" w:color="auto"/>
-              <w:right w:val="single" w:sz="4" w:space="0" w:color="auto"/>
-            </w:tcBorders>
+            <w:tcW w:w="0" w:type="auto"/>
           </w:tcPr>
           <w:p>
             <w:pPr>
               <w:rPr>
-                <w:rFonts w:cs="David"/>
+                <w:rFonts w:cs="David" w:hint="cs"/>
                 <w:b/>
                 <w:bCs/>
                 <w:sz w:val="28"/>
@@ -2249,8 +2201,6 @@
                 <w:rtl/>
               </w:rPr>
             </w:pPr>
-            <w:bookmarkStart w:id="9" w:name="fldProduct"/>
-            <w:bookmarkEnd w:id="9"/>
             <w:r>
               <w:rPr>
                 <w:rFonts w:cs="David" w:hint="cs"/>
@@ -2260,9 +2210,25 @@
                 <w:szCs w:val="28"/>
                 <w:rtl/>
               </w:rPr>
-              <w:t>{</w:t>
+              <w:t xml:space="preserve">{unitPrice}</w:t>
             </w:r>
-            <w:proofErr w:type="spellStart"/>
+          </w:p>
+        </w:tc>
+        <w:tc>
+          <w:tcPr>
+            <w:tcW w:w="0" w:type="auto"/>
+          </w:tcPr>
+          <w:p>
+            <w:pPr>
+              <w:rPr>
+                <w:rFonts w:cs="David" w:hint="cs"/>
+                <w:b/>
+                <w:bCs/>
+                <w:sz w:val="28"/>
+                <w:szCs w:val="28"/>
+                <w:rtl/>
+              </w:rPr>
+            </w:pPr>
             <w:r>
               <w:rPr>
                 <w:rFonts w:cs="David" w:hint="cs"/>
@@ -2272,9 +2238,24 @@
                 <w:szCs w:val="28"/>
                 <w:rtl/>
               </w:rPr>
-              <w:t>description</w:t>
+              <w:t xml:space="preserve">{lineDiscountPercent}</w:t>
             </w:r>
-            <w:proofErr w:type="spellEnd"/>
+          </w:p>
+        </w:tc>
+        <w:tc>
+          <w:tcPr>
+            <w:tcW w:w="0" w:type="auto"/>
+          </w:tcPr>
+          <w:p>
+            <w:pPr>
+              <w:rPr>
+                <w:rFonts w:cs="David" w:hint="cs"/>
+                <w:b/>
+                <w:bCs/>
+                <w:sz w:val="28"/>
+                <w:szCs w:val="28"/>
+              </w:rPr>
+            </w:pPr>
             <w:r>
               <w:rPr>
                 <w:rFonts w:cs="David" w:hint="cs"/>
@@ -2284,292 +2265,20 @@
                 <w:szCs w:val="28"/>
                 <w:rtl/>
               </w:rPr>
-              <w:t>}</w:t>
-            </w:r>
-          </w:p>
-        </w:tc>
-        <w:tc>
-          <w:tcPr>
-            <w:tcW w:w="900" w:type="dxa"/>
-            <w:tcBorders>
-              <w:top w:val="single" w:sz="4" w:space="0" w:color="auto"/>
-              <w:left w:val="single" w:sz="4" w:space="0" w:color="auto"/>
-              <w:bottom w:val="single" w:sz="4" w:space="0" w:color="auto"/>
-              <w:right w:val="single" w:sz="4" w:space="0" w:color="auto"/>
-            </w:tcBorders>
-          </w:tcPr>
-          <w:p>
-            <w:pPr>
-              <w:rPr>
-                <w:rFonts w:cs="David"/>
-                <w:b/>
-                <w:bCs/>
-                <w:sz w:val="28"/>
-                <w:szCs w:val="28"/>
-                <w:rtl/>
-              </w:rPr>
-            </w:pPr>
-            <w:bookmarkStart w:id="10" w:name="fldAmmount"/>
-            <w:bookmarkEnd w:id="10"/>
-            <w:r>
-              <w:rPr>
-                <w:rFonts w:cs="David" w:hint="cs"/>
-                <w:b/>
-                <w:bCs/>
-                <w:sz w:val="28"/>
-                <w:szCs w:val="28"/>
-                <w:rtl/>
-              </w:rPr>
-              <w:t>{</w:t>
-            </w:r>
-            <w:proofErr w:type="spellStart"/>
-            <w:r>
-              <w:rPr>
-                <w:rFonts w:cs="David" w:hint="cs"/>
-                <w:b/>
-                <w:bCs/>
-                <w:sz w:val="28"/>
-                <w:szCs w:val="28"/>
-                <w:rtl/>
-              </w:rPr>
-              <w:t>quantity</w:t>
-            </w:r>
-            <w:proofErr w:type="spellEnd"/>
-            <w:r>
-              <w:rPr>
-                <w:rFonts w:cs="David" w:hint="cs"/>
-                <w:b/>
-                <w:bCs/>
-                <w:sz w:val="28"/>
-                <w:szCs w:val="28"/>
-                <w:rtl/>
-              </w:rPr>
-              <w:t>}</w:t>
-            </w:r>
-          </w:p>
-        </w:tc>
-        <w:tc>
-          <w:tcPr>
-            <w:tcW w:w="1400" w:type="dxa"/>
-            <w:tcBorders>
-              <w:top w:val="single" w:sz="4" w:space="0" w:color="auto"/>
-              <w:left w:val="single" w:sz="4" w:space="0" w:color="auto"/>
-              <w:bottom w:val="single" w:sz="4" w:space="0" w:color="auto"/>
-              <w:right w:val="single" w:sz="4" w:space="0" w:color="auto"/>
-            </w:tcBorders>
-          </w:tcPr>
-          <w:p>
-            <w:pPr>
-              <w:rPr>
-                <w:rFonts w:cs="David"/>
-                <w:b/>
-                <w:bCs/>
-                <w:sz w:val="28"/>
-                <w:szCs w:val="28"/>
-                <w:rtl/>
-              </w:rPr>
-            </w:pPr>
-            <w:bookmarkStart w:id="11" w:name="fldPrice"/>
-            <w:bookmarkEnd w:id="11"/>
-            <w:r>
-              <w:rPr>
-                <w:rFonts w:cs="David" w:hint="cs"/>
-                <w:b/>
-                <w:bCs/>
-                <w:sz w:val="28"/>
-                <w:szCs w:val="28"/>
-                <w:rtl/>
-              </w:rPr>
-              <w:t>{</w:t>
-            </w:r>
-            <w:proofErr w:type="spellStart"/>
-            <w:r>
-              <w:rPr>
-                <w:rFonts w:cs="David" w:hint="cs"/>
-                <w:b/>
-                <w:bCs/>
-                <w:sz w:val="28"/>
-                <w:szCs w:val="28"/>
-                <w:rtl/>
-              </w:rPr>
-              <w:t>unitPrice</w:t>
-            </w:r>
-            <w:proofErr w:type="spellEnd"/>
-            <w:r>
-              <w:rPr>
-                <w:rFonts w:cs="David" w:hint="cs"/>
-                <w:b/>
-                <w:bCs/>
-                <w:sz w:val="28"/>
-                <w:szCs w:val="28"/>
-                <w:rtl/>
-              </w:rPr>
-              <w:t>}</w:t>
-            </w:r>
-          </w:p>
-        </w:tc>
-        <w:tc>
-          <w:tcPr>
-            <w:tcW w:w="1400" w:type="dxa"/>
-            <w:tcBorders>
-              <w:top w:val="single" w:sz="4" w:space="0" w:color="auto"/>
-              <w:left w:val="single" w:sz="4" w:space="0" w:color="auto"/>
-              <w:bottom w:val="single" w:sz="4" w:space="0" w:color="auto"/>
-              <w:right w:val="single" w:sz="4" w:space="0" w:color="auto"/>
-            </w:tcBorders>
-          </w:tcPr>
-          <w:p>
-            <w:pPr>
-              <w:rPr>
-                <w:rFonts w:cs="David"/>
-                <w:b/>
-                <w:bCs/>
-                <w:sz w:val="28"/>
-                <w:szCs w:val="28"/>
-                <w:rtl/>
-              </w:rPr>
-            </w:pPr>
-            <w:bookmarkStart w:id="12" w:name="fldLineDiscount"/>
-            <w:bookmarkEnd w:id="12"/>
-            <w:r>
-              <w:rPr>
-                <w:rFonts w:cs="David" w:hint="cs"/>
-                <w:b/>
-                <w:bCs/>
-                <w:sz w:val="28"/>
-                <w:szCs w:val="28"/>
-                <w:rtl/>
-              </w:rPr>
-              <w:t>{</w:t>
-            </w:r>
-            <w:proofErr w:type="spellStart"/>
-            <w:r>
-              <w:rPr>
-                <w:rFonts w:cs="David" w:hint="cs"/>
-                <w:b/>
-                <w:bCs/>
-                <w:sz w:val="28"/>
-                <w:szCs w:val="28"/>
-                <w:rtl/>
-              </w:rPr>
-              <w:t>lineDiscountPercent</w:t>
-            </w:r>
-            <w:proofErr w:type="spellEnd"/>
-            <w:r>
-              <w:rPr>
-                <w:rFonts w:cs="David" w:hint="cs"/>
-                <w:b/>
-                <w:bCs/>
-                <w:sz w:val="28"/>
-                <w:szCs w:val="28"/>
-                <w:rtl/>
-              </w:rPr>
-              <w:t>}</w:t>
-            </w:r>
-          </w:p>
-        </w:tc>
-        <w:tc>
-          <w:tcPr>
-            <w:tcW w:w="2266" w:type="dxa"/>
-            <w:tcBorders>
-              <w:top w:val="single" w:sz="4" w:space="0" w:color="auto"/>
-              <w:left w:val="single" w:sz="4" w:space="0" w:color="auto"/>
-              <w:bottom w:val="single" w:sz="4" w:space="0" w:color="auto"/>
-              <w:right w:val="single" w:sz="4" w:space="0" w:color="auto"/>
-            </w:tcBorders>
-          </w:tcPr>
-          <w:p>
-            <w:pPr>
-              <w:rPr>
-                <w:rFonts w:cs="David"/>
-                <w:b/>
-                <w:bCs/>
-                <w:sz w:val="28"/>
-                <w:szCs w:val="28"/>
-                <w:rtl/>
-              </w:rPr>
-            </w:pPr>
-            <w:bookmarkStart w:id="13" w:name="fldLineTotal"/>
-            <w:bookmarkEnd w:id="13"/>
-            <w:r>
-              <w:rPr>
-                <w:rFonts w:cs="David" w:hint="cs"/>
-                <w:b/>
-                <w:bCs/>
-                <w:sz w:val="28"/>
-                <w:szCs w:val="28"/>
-                <w:rtl/>
-              </w:rPr>
-              <w:t>{</w:t>
-            </w:r>
-            <w:proofErr w:type="spellStart"/>
-            <w:r>
-              <w:rPr>
-                <w:rFonts w:cs="David" w:hint="cs"/>
-                <w:b/>
-                <w:bCs/>
-                <w:sz w:val="28"/>
-                <w:szCs w:val="28"/>
-                <w:rtl/>
-              </w:rPr>
-              <w:t>lineTotal</w:t>
-            </w:r>
-            <w:proofErr w:type="spellEnd"/>
-            <w:r>
-              <w:rPr>
-                <w:rFonts w:cs="David" w:hint="cs"/>
-                <w:b/>
-                <w:bCs/>
-                <w:sz w:val="28"/>
-                <w:szCs w:val="28"/>
-                <w:rtl/>
-              </w:rPr>
-              <w:t>}{/</w:t>
-            </w:r>
-            <w:proofErr w:type="spellStart"/>
-            <w:r>
-              <w:rPr>
-                <w:rFonts w:cs="David" w:hint="cs"/>
-                <w:b/>
-                <w:bCs/>
-                <w:sz w:val="28"/>
-                <w:szCs w:val="28"/>
-                <w:rtl/>
-              </w:rPr>
-              <w:t>items</w:t>
-            </w:r>
-            <w:proofErr w:type="spellEnd"/>
-            <w:r>
-              <w:rPr>
-                <w:rFonts w:cs="David" w:hint="cs"/>
-                <w:b/>
-                <w:bCs/>
-                <w:sz w:val="28"/>
-                <w:szCs w:val="28"/>
-                <w:rtl/>
-              </w:rPr>
-              <w:t>}</w:t>
+              <w:t xml:space="preserve">{lineTotal}{/items}</w:t>
             </w:r>
           </w:p>
         </w:tc>
       </w:tr>
     </w:tbl>
-    <w:p>
-      <w:pPr>
-        <w:rPr>
-          <w:rFonts w:cs="David"/>
-          <w:vanish/>
-          <w:sz w:val="28"/>
-          <w:szCs w:val="28"/>
-          <w:rtl/>
-        </w:rPr>
-      </w:pPr>
-    </w:p>
+    <w:p/>
+    <w:p/>
     <w:tbl>
       <w:tblPr>
-        <w:tblpPr w:leftFromText="180" w:rightFromText="180" w:vertAnchor="text" w:horzAnchor="page" w:tblpX="67" w:tblpY="199"/>
         <w:bidiVisual/>
         <w:tblW w:w="0" w:type="auto"/>
+        <w:tblLayout w:type="autofit"/>
+        <w:jc w:val="right"/>
         <w:tblBorders>
           <w:top w:val="single" w:sz="4" w:space="0" w:color="auto"/>
           <w:left w:val="single" w:sz="4" w:space="0" w:color="auto"/>
@@ -2581,34 +2290,28 @@
         <w:tblLook w:val="04A0" w:firstRow="1" w:lastRow="0" w:firstColumn="1" w:lastColumn="0" w:noHBand="0" w:noVBand="1"/>
       </w:tblPr>
       <w:tblGrid>
-        <w:gridCol w:w="1764"/>
-        <w:gridCol w:w="3145"/>
+        <w:gridCol/>
+        <w:gridCol/>
       </w:tblGrid>
       <w:tr>
         <w:tc>
           <w:tcPr>
-            <w:tcW w:w="1764" w:type="dxa"/>
-            <w:tcBorders>
-              <w:top w:val="single" w:sz="4" w:space="0" w:color="auto"/>
-              <w:left w:val="single" w:sz="4" w:space="0" w:color="auto"/>
-              <w:bottom w:val="single" w:sz="4" w:space="0" w:color="auto"/>
-              <w:right w:val="single" w:sz="4" w:space="0" w:color="auto"/>
-            </w:tcBorders>
-            <w:hideMark/>
+            <w:tcW w:w="0" w:type="auto"/>
           </w:tcPr>
           <w:p>
             <w:pPr>
               <w:rPr>
-                <w:rFonts w:cs="David"/>
+                <w:rFonts w:cs="David" w:hint="cs"/>
                 <w:b/>
                 <w:bCs/>
                 <w:sz w:val="28"/>
                 <w:szCs w:val="28"/>
+                <w:rtl/>
               </w:rPr>
             </w:pPr>
             <w:r>
               <w:rPr>
-                <w:rFonts w:cs="David"/>
+                <w:rFonts w:cs="David" w:hint="cs"/>
                 <w:b/>
                 <w:bCs/>
                 <w:sz w:val="28"/>
@@ -2632,18 +2335,12 @@
         </w:tc>
         <w:tc>
           <w:tcPr>
-            <w:tcW w:w="2414" w:type="dxa"/>
-            <w:tcBorders>
-              <w:top w:val="single" w:sz="4" w:space="0" w:color="auto"/>
-              <w:left w:val="single" w:sz="4" w:space="0" w:color="auto"/>
-              <w:bottom w:val="single" w:sz="4" w:space="0" w:color="auto"/>
-              <w:right w:val="single" w:sz="4" w:space="0" w:color="auto"/>
-            </w:tcBorders>
+            <w:tcW w:w="0" w:type="auto"/>
           </w:tcPr>
           <w:p>
             <w:pPr>
               <w:rPr>
-                <w:rFonts w:cs="David"/>
+                <w:rFonts w:cs="David" w:hint="cs"/>
                 <w:b/>
                 <w:bCs/>
                 <w:sz w:val="28"/>
@@ -2651,8 +2348,6 @@
                 <w:rtl/>
               </w:rPr>
             </w:pPr>
-            <w:bookmarkStart w:id="14" w:name="fldDiscount"/>
-            <w:bookmarkEnd w:id="14"/>
             <w:r>
               <w:rPr>
                 <w:rFonts w:cs="David" w:hint="cs"/>
@@ -2662,31 +2357,7 @@
                 <w:szCs w:val="28"/>
                 <w:rtl/>
               </w:rPr>
-              <w:t>{</w:t>
-            </w:r>
-            <w:proofErr w:type="spellStart"/>
-            <w:r>
-              <w:rPr>
-                <w:rFonts w:cs="David" w:hint="cs"/>
-                <w:b/>
-                <w:bCs/>
-                <w:sz w:val="28"/>
-                <w:szCs w:val="28"/>
-                <w:rtl/>
-              </w:rPr>
-              <w:t>discountPercent</w:t>
-            </w:r>
-            <w:proofErr w:type="spellEnd"/>
-            <w:r>
-              <w:rPr>
-                <w:rFonts w:cs="David" w:hint="cs"/>
-                <w:b/>
-                <w:bCs/>
-                <w:sz w:val="28"/>
-                <w:szCs w:val="28"/>
-                <w:rtl/>
-              </w:rPr>
-              <w:t>}</w:t>
+              <w:t xml:space="preserve">{discountPercent}</w:t>
             </w:r>
           </w:p>
         </w:tc>
@@ -2694,19 +2365,12 @@
       <w:tr>
         <w:tc>
           <w:tcPr>
-            <w:tcW w:w="1764" w:type="dxa"/>
-            <w:tcBorders>
-              <w:top w:val="single" w:sz="4" w:space="0" w:color="auto"/>
-              <w:left w:val="single" w:sz="4" w:space="0" w:color="auto"/>
-              <w:bottom w:val="single" w:sz="4" w:space="0" w:color="auto"/>
-              <w:right w:val="single" w:sz="4" w:space="0" w:color="auto"/>
-            </w:tcBorders>
-            <w:hideMark/>
+            <w:tcW w:w="0" w:type="auto"/>
           </w:tcPr>
           <w:p>
             <w:pPr>
               <w:rPr>
-                <w:rFonts w:cs="David"/>
+                <w:rFonts w:cs="David" w:hint="cs"/>
                 <w:b/>
                 <w:bCs/>
                 <w:sz w:val="28"/>
@@ -2716,7 +2380,7 @@
             </w:pPr>
             <w:r>
               <w:rPr>
-                <w:rFonts w:cs="David"/>
+                <w:rFonts w:cs="David" w:hint="cs"/>
                 <w:b/>
                 <w:bCs/>
                 <w:sz w:val="28"/>
@@ -2729,18 +2393,12 @@
         </w:tc>
         <w:tc>
           <w:tcPr>
-            <w:tcW w:w="2414" w:type="dxa"/>
-            <w:tcBorders>
-              <w:top w:val="single" w:sz="4" w:space="0" w:color="auto"/>
-              <w:left w:val="single" w:sz="4" w:space="0" w:color="auto"/>
-              <w:bottom w:val="single" w:sz="4" w:space="0" w:color="auto"/>
-              <w:right w:val="single" w:sz="4" w:space="0" w:color="auto"/>
-            </w:tcBorders>
+            <w:tcW w:w="0" w:type="auto"/>
           </w:tcPr>
           <w:p>
             <w:pPr>
               <w:rPr>
-                <w:rFonts w:cs="David"/>
+                <w:rFonts w:cs="David" w:hint="cs"/>
                 <w:b/>
                 <w:bCs/>
                 <w:sz w:val="28"/>
@@ -2748,8 +2406,6 @@
                 <w:rtl/>
               </w:rPr>
             </w:pPr>
-            <w:bookmarkStart w:id="15" w:name="fldTotalAfterDiscount"/>
-            <w:bookmarkEnd w:id="15"/>
             <w:r>
               <w:rPr>
                 <w:rFonts w:cs="David" w:hint="cs"/>
@@ -2759,9 +2415,27 @@
                 <w:szCs w:val="28"/>
                 <w:rtl/>
               </w:rPr>
-              <w:t>{</w:t>
+              <w:t xml:space="preserve">{subtotalAfterDiscount}</w:t>
             </w:r>
-            <w:proofErr w:type="spellStart"/>
+          </w:p>
+        </w:tc>
+      </w:tr>
+      <w:tr>
+        <w:tc>
+          <w:tcPr>
+            <w:tcW w:w="0" w:type="auto"/>
+          </w:tcPr>
+          <w:p>
+            <w:pPr>
+              <w:rPr>
+                <w:rFonts w:cs="David" w:hint="cs"/>
+                <w:b/>
+                <w:bCs/>
+                <w:sz w:val="28"/>
+                <w:szCs w:val="28"/>
+                <w:rtl/>
+              </w:rPr>
+            </w:pPr>
             <w:r>
               <w:rPr>
                 <w:rFonts w:cs="David" w:hint="cs"/>
@@ -2771,9 +2445,8 @@
                 <w:szCs w:val="28"/>
                 <w:rtl/>
               </w:rPr>
-              <w:t>subtotalAfterDiscount</w:t>
+              <w:t>מע"מ 1</w:t>
             </w:r>
-            <w:proofErr w:type="spellEnd"/>
             <w:r>
               <w:rPr>
                 <w:rFonts w:cs="David" w:hint="cs"/>
@@ -2783,27 +2456,29 @@
                 <w:szCs w:val="28"/>
                 <w:rtl/>
               </w:rPr>
-              <w:t>}</w:t>
+              <w:t>8</w:t>
+            </w:r>
+            <w:r>
+              <w:rPr>
+                <w:rFonts w:cs="David" w:hint="cs"/>
+                <w:b/>
+                <w:bCs/>
+                <w:sz w:val="28"/>
+                <w:szCs w:val="28"/>
+                <w:rtl/>
+              </w:rPr>
+              <w:t>%</w:t>
             </w:r>
           </w:p>
         </w:tc>
-      </w:tr>
-      <w:tr>
         <w:tc>
           <w:tcPr>
-            <w:tcW w:w="1764" w:type="dxa"/>
-            <w:tcBorders>
-              <w:top w:val="single" w:sz="4" w:space="0" w:color="auto"/>
-              <w:left w:val="single" w:sz="4" w:space="0" w:color="auto"/>
-              <w:bottom w:val="single" w:sz="4" w:space="0" w:color="auto"/>
-              <w:right w:val="single" w:sz="4" w:space="0" w:color="auto"/>
-            </w:tcBorders>
-            <w:hideMark/>
+            <w:tcW w:w="0" w:type="auto"/>
           </w:tcPr>
           <w:p>
             <w:pPr>
               <w:rPr>
-                <w:rFonts w:cs="David"/>
+                <w:rFonts w:cs="David" w:hint="cs"/>
                 <w:b/>
                 <w:bCs/>
                 <w:sz w:val="28"/>
@@ -2813,42 +2488,6 @@
             </w:pPr>
             <w:r>
               <w:rPr>
-                <w:rFonts w:cs="David"/>
-                <w:b/>
-                <w:bCs/>
-                <w:sz w:val="28"/>
-                <w:szCs w:val="28"/>
-                <w:rtl/>
-              </w:rPr>
-              <w:t>מע"מ 18%</w:t>
-            </w:r>
-          </w:p>
-        </w:tc>
-        <w:tc>
-          <w:tcPr>
-            <w:tcW w:w="2414" w:type="dxa"/>
-            <w:tcBorders>
-              <w:top w:val="single" w:sz="4" w:space="0" w:color="auto"/>
-              <w:left w:val="single" w:sz="4" w:space="0" w:color="auto"/>
-              <w:bottom w:val="single" w:sz="4" w:space="0" w:color="auto"/>
-              <w:right w:val="single" w:sz="4" w:space="0" w:color="auto"/>
-            </w:tcBorders>
-          </w:tcPr>
-          <w:p>
-            <w:pPr>
-              <w:rPr>
-                <w:rFonts w:cs="David"/>
-                <w:b/>
-                <w:bCs/>
-                <w:sz w:val="28"/>
-                <w:szCs w:val="28"/>
-                <w:rtl/>
-              </w:rPr>
-            </w:pPr>
-            <w:bookmarkStart w:id="16" w:name="fldMAAM"/>
-            <w:bookmarkEnd w:id="16"/>
-            <w:r>
-              <w:rPr>
                 <w:rFonts w:cs="David" w:hint="cs"/>
                 <w:b/>
                 <w:bCs/>
@@ -2856,31 +2495,7 @@
                 <w:szCs w:val="28"/>
                 <w:rtl/>
               </w:rPr>
-              <w:t>{</w:t>
-            </w:r>
-            <w:proofErr w:type="spellStart"/>
-            <w:r>
-              <w:rPr>
-                <w:rFonts w:cs="David" w:hint="cs"/>
-                <w:b/>
-                <w:bCs/>
-                <w:sz w:val="28"/>
-                <w:szCs w:val="28"/>
-                <w:rtl/>
-              </w:rPr>
-              <w:t>vatAmount</w:t>
-            </w:r>
-            <w:proofErr w:type="spellEnd"/>
-            <w:r>
-              <w:rPr>
-                <w:rFonts w:cs="David" w:hint="cs"/>
-                <w:b/>
-                <w:bCs/>
-                <w:sz w:val="28"/>
-                <w:szCs w:val="28"/>
-                <w:rtl/>
-              </w:rPr>
-              <w:t>}</w:t>
+              <w:t xml:space="preserve">{vatAmount}</w:t>
             </w:r>
           </w:p>
         </w:tc>
@@ -2888,19 +2503,12 @@
       <w:tr>
         <w:tc>
           <w:tcPr>
-            <w:tcW w:w="1764" w:type="dxa"/>
-            <w:tcBorders>
-              <w:top w:val="single" w:sz="4" w:space="0" w:color="auto"/>
-              <w:left w:val="single" w:sz="4" w:space="0" w:color="auto"/>
-              <w:bottom w:val="single" w:sz="4" w:space="0" w:color="auto"/>
-              <w:right w:val="single" w:sz="4" w:space="0" w:color="auto"/>
-            </w:tcBorders>
-            <w:hideMark/>
+            <w:tcW w:w="0" w:type="auto"/>
           </w:tcPr>
           <w:p>
             <w:pPr>
               <w:rPr>
-                <w:rFonts w:cs="David"/>
+                <w:rFonts w:cs="David" w:hint="cs"/>
                 <w:b/>
                 <w:bCs/>
                 <w:sz w:val="28"/>
@@ -2910,7 +2518,7 @@
             </w:pPr>
             <w:r>
               <w:rPr>
-                <w:rFonts w:cs="David"/>
+                <w:rFonts w:cs="David" w:hint="cs"/>
                 <w:b/>
                 <w:bCs/>
                 <w:sz w:val="28"/>
@@ -2923,18 +2531,12 @@
         </w:tc>
         <w:tc>
           <w:tcPr>
-            <w:tcW w:w="2414" w:type="dxa"/>
-            <w:tcBorders>
-              <w:top w:val="single" w:sz="4" w:space="0" w:color="auto"/>
-              <w:left w:val="single" w:sz="4" w:space="0" w:color="auto"/>
-              <w:bottom w:val="single" w:sz="4" w:space="0" w:color="auto"/>
-              <w:right w:val="single" w:sz="4" w:space="0" w:color="auto"/>
-            </w:tcBorders>
+            <w:tcW w:w="0" w:type="auto"/>
           </w:tcPr>
           <w:p>
             <w:pPr>
               <w:rPr>
-                <w:rFonts w:cs="David"/>
+                <w:rFonts w:cs="David" w:hint="cs"/>
                 <w:b/>
                 <w:bCs/>
                 <w:sz w:val="28"/>
@@ -2942,8 +2544,6 @@
                 <w:rtl/>
               </w:rPr>
             </w:pPr>
-            <w:bookmarkStart w:id="17" w:name="fldTotalAfterMaaM"/>
-            <w:bookmarkEnd w:id="17"/>
             <w:r>
               <w:rPr>
                 <w:rFonts w:cs="David" w:hint="cs"/>
@@ -2953,49 +2553,12 @@
                 <w:szCs w:val="28"/>
                 <w:rtl/>
               </w:rPr>
-              <w:t>{</w:t>
-            </w:r>
-            <w:proofErr w:type="spellStart"/>
-            <w:r>
-              <w:rPr>
-                <w:rFonts w:cs="David" w:hint="cs"/>
-                <w:b/>
-                <w:bCs/>
-                <w:sz w:val="28"/>
-                <w:szCs w:val="28"/>
-                <w:rtl/>
-              </w:rPr>
-              <w:t>totalAmount</w:t>
-            </w:r>
-            <w:proofErr w:type="spellEnd"/>
-            <w:r>
-              <w:rPr>
-                <w:rFonts w:cs="David" w:hint="cs"/>
-                <w:b/>
-                <w:bCs/>
-                <w:sz w:val="28"/>
-                <w:szCs w:val="28"/>
-                <w:rtl/>
-              </w:rPr>
-              <w:t>}</w:t>
+              <w:t xml:space="preserve">{totalAmount}</w:t>
             </w:r>
           </w:p>
         </w:tc>
       </w:tr>
     </w:tbl>
-    <w:p>
-      <w:pPr>
-        <w:rPr>
-          <w:vanish/>
-        </w:rPr>
-      </w:pPr>
-      <w:r>
-        <w:rPr>
-          <w:vanish/>
-        </w:rPr>
-        <w:t xml:space="preserve">{/hasDiscount}</w:t>
-      </w:r>
-    </w:p>
     <w:p>
       <w:pPr>
         <w:rPr>
